--- a/day3-day5/документация/docx.docx
+++ b/day3-day5/документация/docx.docx
@@ -45,15 +45,7 @@
           <w:sz w:val="28"/>
           <w:szCs w:val="28"/>
         </w:rPr>
-        <w:t>Магазин «12 СТУЛЬЕВ» занимается розничной продажей мебели. В информационной системе учитываются следующие сущности</w:t>
-      </w:r>
-      <w:r>
-        <w:rPr>
-          <w:rFonts w:ascii="Times New Roman" w:hAnsi="Times New Roman" w:cs="Times New Roman"/>
-          <w:sz w:val="28"/>
-          <w:szCs w:val="28"/>
-        </w:rPr>
-        <w:t>:</w:t>
+        <w:t>Магазин «12 СТУЛЬЕВ» занимается розничной продажей мебели. В информационной системе учитываются следующие сущности:</w:t>
       </w:r>
     </w:p>
     <w:p>
@@ -314,31 +306,27 @@
       <w:pPr>
         <w:rPr>
           <w:rFonts w:ascii="Times New Roman" w:hAnsi="Times New Roman" w:cs="Times New Roman"/>
-          <w:lang w:val="en-US"/>
-        </w:rPr>
-      </w:pPr>
-    </w:p>
-    <w:p>
-      <w:pPr>
-        <w:rPr>
-          <w:rFonts w:ascii="Times New Roman" w:hAnsi="Times New Roman" w:cs="Times New Roman"/>
-          <w:lang w:val="en-US"/>
-        </w:rPr>
-      </w:pPr>
-    </w:p>
-    <w:p>
-      <w:pPr>
-        <w:rPr>
-          <w:rFonts w:ascii="Times New Roman" w:hAnsi="Times New Roman" w:cs="Times New Roman"/>
-          <w:lang w:val="en-US"/>
-        </w:rPr>
-      </w:pPr>
-    </w:p>
-    <w:p>
-      <w:pPr>
-        <w:rPr>
-          <w:rFonts w:ascii="Times New Roman" w:hAnsi="Times New Roman" w:cs="Times New Roman"/>
-          <w:lang w:val="en-US"/>
+        </w:rPr>
+      </w:pPr>
+    </w:p>
+    <w:p>
+      <w:pPr>
+        <w:rPr>
+          <w:rFonts w:ascii="Times New Roman" w:hAnsi="Times New Roman" w:cs="Times New Roman"/>
+        </w:rPr>
+      </w:pPr>
+    </w:p>
+    <w:p>
+      <w:pPr>
+        <w:rPr>
+          <w:rFonts w:ascii="Times New Roman" w:hAnsi="Times New Roman" w:cs="Times New Roman"/>
+        </w:rPr>
+      </w:pPr>
+    </w:p>
+    <w:p>
+      <w:pPr>
+        <w:rPr>
+          <w:rFonts w:ascii="Times New Roman" w:hAnsi="Times New Roman" w:cs="Times New Roman"/>
         </w:rPr>
       </w:pPr>
     </w:p>
@@ -403,23 +391,7 @@
           <w:sz w:val="28"/>
           <w:szCs w:val="28"/>
         </w:rPr>
-        <w:t>На выборку: всех клиентов, которые купили кухонные гарнитуры русского</w:t>
-      </w:r>
-      <w:r>
-        <w:rPr>
-          <w:rFonts w:ascii="Times New Roman" w:hAnsi="Times New Roman" w:cs="Times New Roman"/>
-          <w:sz w:val="28"/>
-          <w:szCs w:val="28"/>
-        </w:rPr>
-        <w:t xml:space="preserve"> </w:t>
-      </w:r>
-      <w:r>
-        <w:rPr>
-          <w:rFonts w:ascii="Times New Roman" w:hAnsi="Times New Roman" w:cs="Times New Roman"/>
-          <w:sz w:val="28"/>
-          <w:szCs w:val="28"/>
-        </w:rPr>
-        <w:t>производства со скидкой не менее 10%</w:t>
+        <w:t>На выборку: всех клиентов, которые купили кухонные гарнитуры русского производства со скидкой не менее 10%</w:t>
       </w:r>
     </w:p>
     <w:p>
@@ -443,23 +415,7 @@
           <w:sz w:val="28"/>
           <w:szCs w:val="28"/>
         </w:rPr>
-        <w:t>Заказы, полученные от клиентов, фамилии которых начинаются на буквы «Д»</w:t>
-      </w:r>
-      <w:r>
-        <w:rPr>
-          <w:rFonts w:ascii="Times New Roman" w:hAnsi="Times New Roman" w:cs="Times New Roman"/>
-          <w:sz w:val="28"/>
-          <w:szCs w:val="28"/>
-        </w:rPr>
-        <w:t xml:space="preserve"> </w:t>
-      </w:r>
-      <w:r>
-        <w:rPr>
-          <w:rFonts w:ascii="Times New Roman" w:hAnsi="Times New Roman" w:cs="Times New Roman"/>
-          <w:sz w:val="28"/>
-          <w:szCs w:val="28"/>
-        </w:rPr>
-        <w:t>или «Р»</w:t>
+        <w:t>Заказы, полученные от клиентов, фамилии которых начинаются на буквы «Д» или «Р»</w:t>
       </w:r>
     </w:p>
     <w:p>
@@ -738,7 +694,25 @@
           <w:sz w:val="28"/>
           <w:szCs w:val="28"/>
         </w:rPr>
-        <w:t>Код продукции (product_code) – уникальный идентификатор товара.</w:t>
+        <w:t>Код продукции (</w:t>
+      </w:r>
+      <w:proofErr w:type="spellStart"/>
+      <w:r>
+        <w:rPr>
+          <w:rFonts w:ascii="Times New Roman" w:hAnsi="Times New Roman" w:cs="Times New Roman"/>
+          <w:sz w:val="28"/>
+          <w:szCs w:val="28"/>
+        </w:rPr>
+        <w:t>product_code</w:t>
+      </w:r>
+      <w:proofErr w:type="spellEnd"/>
+      <w:r>
+        <w:rPr>
+          <w:rFonts w:ascii="Times New Roman" w:hAnsi="Times New Roman" w:cs="Times New Roman"/>
+          <w:sz w:val="28"/>
+          <w:szCs w:val="28"/>
+        </w:rPr>
+        <w:t>) – уникальный идентификатор товара.</w:t>
       </w:r>
     </w:p>
     <w:p>
@@ -760,7 +734,25 @@
           <w:sz w:val="28"/>
           <w:szCs w:val="28"/>
         </w:rPr>
-        <w:t>Название (name) – маркетинговое наименование модели.</w:t>
+        <w:t>Название (</w:t>
+      </w:r>
+      <w:proofErr w:type="spellStart"/>
+      <w:r>
+        <w:rPr>
+          <w:rFonts w:ascii="Times New Roman" w:hAnsi="Times New Roman" w:cs="Times New Roman"/>
+          <w:sz w:val="28"/>
+          <w:szCs w:val="28"/>
+        </w:rPr>
+        <w:t>name</w:t>
+      </w:r>
+      <w:proofErr w:type="spellEnd"/>
+      <w:r>
+        <w:rPr>
+          <w:rFonts w:ascii="Times New Roman" w:hAnsi="Times New Roman" w:cs="Times New Roman"/>
+          <w:sz w:val="28"/>
+          <w:szCs w:val="28"/>
+        </w:rPr>
+        <w:t>) – маркетинговое наименование модели.</w:t>
       </w:r>
     </w:p>
     <w:p>
@@ -782,7 +774,25 @@
           <w:sz w:val="28"/>
           <w:szCs w:val="28"/>
         </w:rPr>
-        <w:t>Тип (type) – функциональное назначение (спальная или кухонная).</w:t>
+        <w:t>Тип (</w:t>
+      </w:r>
+      <w:proofErr w:type="spellStart"/>
+      <w:r>
+        <w:rPr>
+          <w:rFonts w:ascii="Times New Roman" w:hAnsi="Times New Roman" w:cs="Times New Roman"/>
+          <w:sz w:val="28"/>
+          <w:szCs w:val="28"/>
+        </w:rPr>
+        <w:t>type</w:t>
+      </w:r>
+      <w:proofErr w:type="spellEnd"/>
+      <w:r>
+        <w:rPr>
+          <w:rFonts w:ascii="Times New Roman" w:hAnsi="Times New Roman" w:cs="Times New Roman"/>
+          <w:sz w:val="28"/>
+          <w:szCs w:val="28"/>
+        </w:rPr>
+        <w:t>) – функциональное назначение (спальная или кухонная).</w:t>
       </w:r>
     </w:p>
     <w:p>
@@ -804,7 +814,25 @@
           <w:sz w:val="28"/>
           <w:szCs w:val="28"/>
         </w:rPr>
-        <w:t>Страна-производитель (country) – страна изготовления.</w:t>
+        <w:t>Страна-производитель (</w:t>
+      </w:r>
+      <w:proofErr w:type="spellStart"/>
+      <w:r>
+        <w:rPr>
+          <w:rFonts w:ascii="Times New Roman" w:hAnsi="Times New Roman" w:cs="Times New Roman"/>
+          <w:sz w:val="28"/>
+          <w:szCs w:val="28"/>
+        </w:rPr>
+        <w:t>country</w:t>
+      </w:r>
+      <w:proofErr w:type="spellEnd"/>
+      <w:r>
+        <w:rPr>
+          <w:rFonts w:ascii="Times New Roman" w:hAnsi="Times New Roman" w:cs="Times New Roman"/>
+          <w:sz w:val="28"/>
+          <w:szCs w:val="28"/>
+        </w:rPr>
+        <w:t>) – страна изготовления.</w:t>
       </w:r>
     </w:p>
     <w:p>
@@ -826,7 +854,25 @@
           <w:sz w:val="28"/>
           <w:szCs w:val="28"/>
         </w:rPr>
-        <w:t>Количество предметов (items_count) – число элементов в наборе (1 для отдельного предмета).</w:t>
+        <w:t>Количество предметов (</w:t>
+      </w:r>
+      <w:proofErr w:type="spellStart"/>
+      <w:r>
+        <w:rPr>
+          <w:rFonts w:ascii="Times New Roman" w:hAnsi="Times New Roman" w:cs="Times New Roman"/>
+          <w:sz w:val="28"/>
+          <w:szCs w:val="28"/>
+        </w:rPr>
+        <w:t>items_count</w:t>
+      </w:r>
+      <w:proofErr w:type="spellEnd"/>
+      <w:r>
+        <w:rPr>
+          <w:rFonts w:ascii="Times New Roman" w:hAnsi="Times New Roman" w:cs="Times New Roman"/>
+          <w:sz w:val="28"/>
+          <w:szCs w:val="28"/>
+        </w:rPr>
+        <w:t>) – число элементов в наборе (1 для отдельного предмета).</w:t>
       </w:r>
     </w:p>
     <w:p>
@@ -848,7 +894,25 @@
           <w:sz w:val="28"/>
           <w:szCs w:val="28"/>
         </w:rPr>
-        <w:t>Материал (material) – основной материал изготовления.</w:t>
+        <w:t>Материал (</w:t>
+      </w:r>
+      <w:proofErr w:type="spellStart"/>
+      <w:r>
+        <w:rPr>
+          <w:rFonts w:ascii="Times New Roman" w:hAnsi="Times New Roman" w:cs="Times New Roman"/>
+          <w:sz w:val="28"/>
+          <w:szCs w:val="28"/>
+        </w:rPr>
+        <w:t>material</w:t>
+      </w:r>
+      <w:proofErr w:type="spellEnd"/>
+      <w:r>
+        <w:rPr>
+          <w:rFonts w:ascii="Times New Roman" w:hAnsi="Times New Roman" w:cs="Times New Roman"/>
+          <w:sz w:val="28"/>
+          <w:szCs w:val="28"/>
+        </w:rPr>
+        <w:t>) – основной материал изготовления.</w:t>
       </w:r>
     </w:p>
     <w:p>
@@ -870,7 +934,25 @@
           <w:sz w:val="28"/>
           <w:szCs w:val="28"/>
         </w:rPr>
-        <w:t>Цвет (color) – цветовое решение товара.</w:t>
+        <w:t>Цвет (</w:t>
+      </w:r>
+      <w:proofErr w:type="spellStart"/>
+      <w:r>
+        <w:rPr>
+          <w:rFonts w:ascii="Times New Roman" w:hAnsi="Times New Roman" w:cs="Times New Roman"/>
+          <w:sz w:val="28"/>
+          <w:szCs w:val="28"/>
+        </w:rPr>
+        <w:t>color</w:t>
+      </w:r>
+      <w:proofErr w:type="spellEnd"/>
+      <w:r>
+        <w:rPr>
+          <w:rFonts w:ascii="Times New Roman" w:hAnsi="Times New Roman" w:cs="Times New Roman"/>
+          <w:sz w:val="28"/>
+          <w:szCs w:val="28"/>
+        </w:rPr>
+        <w:t>) – цветовое решение товара.</w:t>
       </w:r>
     </w:p>
     <w:p>
@@ -892,7 +974,25 @@
           <w:sz w:val="28"/>
           <w:szCs w:val="28"/>
         </w:rPr>
-        <w:t>Цена (price) – стоимость в рублях.</w:t>
+        <w:t>Цена (</w:t>
+      </w:r>
+      <w:proofErr w:type="spellStart"/>
+      <w:r>
+        <w:rPr>
+          <w:rFonts w:ascii="Times New Roman" w:hAnsi="Times New Roman" w:cs="Times New Roman"/>
+          <w:sz w:val="28"/>
+          <w:szCs w:val="28"/>
+        </w:rPr>
+        <w:t>price</w:t>
+      </w:r>
+      <w:proofErr w:type="spellEnd"/>
+      <w:r>
+        <w:rPr>
+          <w:rFonts w:ascii="Times New Roman" w:hAnsi="Times New Roman" w:cs="Times New Roman"/>
+          <w:sz w:val="28"/>
+          <w:szCs w:val="28"/>
+        </w:rPr>
+        <w:t>) – стоимость в рублях.</w:t>
       </w:r>
     </w:p>
     <w:p>
@@ -902,7 +1002,6 @@
           <w:rFonts w:ascii="Times New Roman" w:hAnsi="Times New Roman" w:cs="Times New Roman"/>
           <w:sz w:val="28"/>
           <w:szCs w:val="28"/>
-          <w:lang w:val="en-US"/>
         </w:rPr>
       </w:pPr>
     </w:p>
@@ -913,7 +1012,6 @@
           <w:rFonts w:ascii="Times New Roman" w:hAnsi="Times New Roman" w:cs="Times New Roman"/>
           <w:sz w:val="28"/>
           <w:szCs w:val="28"/>
-          <w:lang w:val="en-US"/>
         </w:rPr>
       </w:pPr>
     </w:p>
@@ -924,7 +1022,6 @@
           <w:rFonts w:ascii="Times New Roman" w:hAnsi="Times New Roman" w:cs="Times New Roman"/>
           <w:sz w:val="28"/>
           <w:szCs w:val="28"/>
-          <w:lang w:val="en-US"/>
         </w:rPr>
       </w:pPr>
     </w:p>
@@ -935,7 +1032,6 @@
           <w:rFonts w:ascii="Times New Roman" w:hAnsi="Times New Roman" w:cs="Times New Roman"/>
           <w:sz w:val="28"/>
           <w:szCs w:val="28"/>
-          <w:lang w:val="en-US"/>
         </w:rPr>
       </w:pPr>
     </w:p>
@@ -976,7 +1072,25 @@
           <w:sz w:val="28"/>
           <w:szCs w:val="28"/>
         </w:rPr>
-        <w:t>Идентификатор клиента (client_id) – уникальный номер, присваиваемый автоматически.</w:t>
+        <w:t>Идентификатор клиента (</w:t>
+      </w:r>
+      <w:proofErr w:type="spellStart"/>
+      <w:r>
+        <w:rPr>
+          <w:rFonts w:ascii="Times New Roman" w:hAnsi="Times New Roman" w:cs="Times New Roman"/>
+          <w:sz w:val="28"/>
+          <w:szCs w:val="28"/>
+        </w:rPr>
+        <w:t>client_id</w:t>
+      </w:r>
+      <w:proofErr w:type="spellEnd"/>
+      <w:r>
+        <w:rPr>
+          <w:rFonts w:ascii="Times New Roman" w:hAnsi="Times New Roman" w:cs="Times New Roman"/>
+          <w:sz w:val="28"/>
+          <w:szCs w:val="28"/>
+        </w:rPr>
+        <w:t>) – уникальный номер, присваиваемый автоматически.</w:t>
       </w:r>
     </w:p>
     <w:p>
@@ -998,7 +1112,61 @@
           <w:sz w:val="28"/>
           <w:szCs w:val="28"/>
         </w:rPr>
-        <w:t>Фамилия (last_name), имя (first_name), отчество (middle_name) – персональные данные.</w:t>
+        <w:t>Фамилия (</w:t>
+      </w:r>
+      <w:proofErr w:type="spellStart"/>
+      <w:r>
+        <w:rPr>
+          <w:rFonts w:ascii="Times New Roman" w:hAnsi="Times New Roman" w:cs="Times New Roman"/>
+          <w:sz w:val="28"/>
+          <w:szCs w:val="28"/>
+        </w:rPr>
+        <w:t>last_name</w:t>
+      </w:r>
+      <w:proofErr w:type="spellEnd"/>
+      <w:r>
+        <w:rPr>
+          <w:rFonts w:ascii="Times New Roman" w:hAnsi="Times New Roman" w:cs="Times New Roman"/>
+          <w:sz w:val="28"/>
+          <w:szCs w:val="28"/>
+        </w:rPr>
+        <w:t>), имя (</w:t>
+      </w:r>
+      <w:proofErr w:type="spellStart"/>
+      <w:r>
+        <w:rPr>
+          <w:rFonts w:ascii="Times New Roman" w:hAnsi="Times New Roman" w:cs="Times New Roman"/>
+          <w:sz w:val="28"/>
+          <w:szCs w:val="28"/>
+        </w:rPr>
+        <w:t>first_name</w:t>
+      </w:r>
+      <w:proofErr w:type="spellEnd"/>
+      <w:r>
+        <w:rPr>
+          <w:rFonts w:ascii="Times New Roman" w:hAnsi="Times New Roman" w:cs="Times New Roman"/>
+          <w:sz w:val="28"/>
+          <w:szCs w:val="28"/>
+        </w:rPr>
+        <w:t>), отчество (</w:t>
+      </w:r>
+      <w:proofErr w:type="spellStart"/>
+      <w:r>
+        <w:rPr>
+          <w:rFonts w:ascii="Times New Roman" w:hAnsi="Times New Roman" w:cs="Times New Roman"/>
+          <w:sz w:val="28"/>
+          <w:szCs w:val="28"/>
+        </w:rPr>
+        <w:t>middle_name</w:t>
+      </w:r>
+      <w:proofErr w:type="spellEnd"/>
+      <w:r>
+        <w:rPr>
+          <w:rFonts w:ascii="Times New Roman" w:hAnsi="Times New Roman" w:cs="Times New Roman"/>
+          <w:sz w:val="28"/>
+          <w:szCs w:val="28"/>
+        </w:rPr>
+        <w:t>) – персональные данные.</w:t>
       </w:r>
     </w:p>
     <w:p>
@@ -1020,16 +1188,51 @@
           <w:sz w:val="28"/>
           <w:szCs w:val="28"/>
         </w:rPr>
-        <w:t>Адрес (address) и город (city) – контактная информация.</w:t>
-      </w:r>
-    </w:p>
-    <w:p>
-      <w:pPr>
-        <w:rPr>
-          <w:rFonts w:ascii="Times New Roman" w:hAnsi="Times New Roman" w:cs="Times New Roman"/>
-          <w:sz w:val="28"/>
-          <w:szCs w:val="28"/>
-          <w:lang w:val="en-US"/>
+        <w:t>Адрес (</w:t>
+      </w:r>
+      <w:proofErr w:type="spellStart"/>
+      <w:r>
+        <w:rPr>
+          <w:rFonts w:ascii="Times New Roman" w:hAnsi="Times New Roman" w:cs="Times New Roman"/>
+          <w:sz w:val="28"/>
+          <w:szCs w:val="28"/>
+        </w:rPr>
+        <w:t>address</w:t>
+      </w:r>
+      <w:proofErr w:type="spellEnd"/>
+      <w:r>
+        <w:rPr>
+          <w:rFonts w:ascii="Times New Roman" w:hAnsi="Times New Roman" w:cs="Times New Roman"/>
+          <w:sz w:val="28"/>
+          <w:szCs w:val="28"/>
+        </w:rPr>
+        <w:t>) и город (</w:t>
+      </w:r>
+      <w:proofErr w:type="spellStart"/>
+      <w:r>
+        <w:rPr>
+          <w:rFonts w:ascii="Times New Roman" w:hAnsi="Times New Roman" w:cs="Times New Roman"/>
+          <w:sz w:val="28"/>
+          <w:szCs w:val="28"/>
+        </w:rPr>
+        <w:t>city</w:t>
+      </w:r>
+      <w:proofErr w:type="spellEnd"/>
+      <w:r>
+        <w:rPr>
+          <w:rFonts w:ascii="Times New Roman" w:hAnsi="Times New Roman" w:cs="Times New Roman"/>
+          <w:sz w:val="28"/>
+          <w:szCs w:val="28"/>
+        </w:rPr>
+        <w:t>) – контактная информация.</w:t>
+      </w:r>
+    </w:p>
+    <w:p>
+      <w:pPr>
+        <w:rPr>
+          <w:rFonts w:ascii="Times New Roman" w:hAnsi="Times New Roman" w:cs="Times New Roman"/>
+          <w:sz w:val="28"/>
+          <w:szCs w:val="28"/>
         </w:rPr>
       </w:pPr>
     </w:p>
@@ -1069,7 +1272,25 @@
           <w:sz w:val="28"/>
           <w:szCs w:val="28"/>
         </w:rPr>
-        <w:t>Номер заказа (order_id) – уникальный идентификатор покупки.</w:t>
+        <w:t>Номер заказа (</w:t>
+      </w:r>
+      <w:proofErr w:type="spellStart"/>
+      <w:r>
+        <w:rPr>
+          <w:rFonts w:ascii="Times New Roman" w:hAnsi="Times New Roman" w:cs="Times New Roman"/>
+          <w:sz w:val="28"/>
+          <w:szCs w:val="28"/>
+        </w:rPr>
+        <w:t>order_id</w:t>
+      </w:r>
+      <w:proofErr w:type="spellEnd"/>
+      <w:r>
+        <w:rPr>
+          <w:rFonts w:ascii="Times New Roman" w:hAnsi="Times New Roman" w:cs="Times New Roman"/>
+          <w:sz w:val="28"/>
+          <w:szCs w:val="28"/>
+        </w:rPr>
+        <w:t>) – уникальный идентификатор покупки.</w:t>
       </w:r>
     </w:p>
     <w:p>
@@ -1091,7 +1312,25 @@
           <w:sz w:val="28"/>
           <w:szCs w:val="28"/>
         </w:rPr>
-        <w:t>Дата заказа (order_date) – дата оформления.</w:t>
+        <w:t>Дата заказа (</w:t>
+      </w:r>
+      <w:proofErr w:type="spellStart"/>
+      <w:r>
+        <w:rPr>
+          <w:rFonts w:ascii="Times New Roman" w:hAnsi="Times New Roman" w:cs="Times New Roman"/>
+          <w:sz w:val="28"/>
+          <w:szCs w:val="28"/>
+        </w:rPr>
+        <w:t>order_date</w:t>
+      </w:r>
+      <w:proofErr w:type="spellEnd"/>
+      <w:r>
+        <w:rPr>
+          <w:rFonts w:ascii="Times New Roman" w:hAnsi="Times New Roman" w:cs="Times New Roman"/>
+          <w:sz w:val="28"/>
+          <w:szCs w:val="28"/>
+        </w:rPr>
+        <w:t>) – дата оформления.</w:t>
       </w:r>
     </w:p>
     <w:p>
@@ -1113,7 +1352,25 @@
           <w:sz w:val="28"/>
           <w:szCs w:val="28"/>
         </w:rPr>
-        <w:t>Скидка (discount_percent) – размер скидки в процентах.</w:t>
+        <w:t>Скидка (</w:t>
+      </w:r>
+      <w:proofErr w:type="spellStart"/>
+      <w:r>
+        <w:rPr>
+          <w:rFonts w:ascii="Times New Roman" w:hAnsi="Times New Roman" w:cs="Times New Roman"/>
+          <w:sz w:val="28"/>
+          <w:szCs w:val="28"/>
+        </w:rPr>
+        <w:t>discount_percent</w:t>
+      </w:r>
+      <w:proofErr w:type="spellEnd"/>
+      <w:r>
+        <w:rPr>
+          <w:rFonts w:ascii="Times New Roman" w:hAnsi="Times New Roman" w:cs="Times New Roman"/>
+          <w:sz w:val="28"/>
+          <w:szCs w:val="28"/>
+        </w:rPr>
+        <w:t>) – размер скидки в процентах.</w:t>
       </w:r>
     </w:p>
     <w:p>
@@ -1135,25 +1392,60 @@
           <w:sz w:val="28"/>
           <w:szCs w:val="28"/>
         </w:rPr>
-        <w:t>Внешние ключи: клиент (client_id) и товар (product_code).</w:t>
-      </w:r>
-    </w:p>
-    <w:p>
-      <w:pPr>
-        <w:rPr>
-          <w:rFonts w:ascii="Times New Roman" w:hAnsi="Times New Roman" w:cs="Times New Roman"/>
-          <w:sz w:val="28"/>
-          <w:szCs w:val="28"/>
-        </w:rPr>
-      </w:pPr>
-    </w:p>
-    <w:p>
-      <w:pPr>
-        <w:rPr>
-          <w:rFonts w:ascii="Times New Roman" w:hAnsi="Times New Roman" w:cs="Times New Roman"/>
-          <w:sz w:val="28"/>
-          <w:szCs w:val="28"/>
-          <w:lang w:val="en-US"/>
+        <w:t>Внешние ключи: клиент (</w:t>
+      </w:r>
+      <w:proofErr w:type="spellStart"/>
+      <w:r>
+        <w:rPr>
+          <w:rFonts w:ascii="Times New Roman" w:hAnsi="Times New Roman" w:cs="Times New Roman"/>
+          <w:sz w:val="28"/>
+          <w:szCs w:val="28"/>
+        </w:rPr>
+        <w:t>client_id</w:t>
+      </w:r>
+      <w:proofErr w:type="spellEnd"/>
+      <w:r>
+        <w:rPr>
+          <w:rFonts w:ascii="Times New Roman" w:hAnsi="Times New Roman" w:cs="Times New Roman"/>
+          <w:sz w:val="28"/>
+          <w:szCs w:val="28"/>
+        </w:rPr>
+        <w:t>) и товар (</w:t>
+      </w:r>
+      <w:proofErr w:type="spellStart"/>
+      <w:r>
+        <w:rPr>
+          <w:rFonts w:ascii="Times New Roman" w:hAnsi="Times New Roman" w:cs="Times New Roman"/>
+          <w:sz w:val="28"/>
+          <w:szCs w:val="28"/>
+        </w:rPr>
+        <w:t>product_code</w:t>
+      </w:r>
+      <w:proofErr w:type="spellEnd"/>
+      <w:r>
+        <w:rPr>
+          <w:rFonts w:ascii="Times New Roman" w:hAnsi="Times New Roman" w:cs="Times New Roman"/>
+          <w:sz w:val="28"/>
+          <w:szCs w:val="28"/>
+        </w:rPr>
+        <w:t>).</w:t>
+      </w:r>
+    </w:p>
+    <w:p>
+      <w:pPr>
+        <w:rPr>
+          <w:rFonts w:ascii="Times New Roman" w:hAnsi="Times New Roman" w:cs="Times New Roman"/>
+          <w:sz w:val="28"/>
+          <w:szCs w:val="28"/>
+        </w:rPr>
+      </w:pPr>
+    </w:p>
+    <w:p>
+      <w:pPr>
+        <w:rPr>
+          <w:rFonts w:ascii="Times New Roman" w:hAnsi="Times New Roman" w:cs="Times New Roman"/>
+          <w:sz w:val="28"/>
+          <w:szCs w:val="28"/>
         </w:rPr>
       </w:pPr>
     </w:p>
@@ -1195,42 +1487,131 @@
           <w:sz w:val="28"/>
           <w:szCs w:val="28"/>
         </w:rPr>
-        <w:t>Клиент – Заказ : 1 : М (один клиент может сделать много заказов, каждый заказ принадлежит только одному клиенту).</w:t>
-      </w:r>
-    </w:p>
-    <w:p>
-      <w:pPr>
-        <w:rPr>
-          <w:rFonts w:ascii="Times New Roman" w:hAnsi="Times New Roman" w:cs="Times New Roman"/>
-          <w:sz w:val="28"/>
-          <w:szCs w:val="28"/>
-        </w:rPr>
-      </w:pPr>
-      <w:r>
-        <w:rPr>
-          <w:rFonts w:ascii="Times New Roman" w:hAnsi="Times New Roman" w:cs="Times New Roman"/>
-          <w:sz w:val="28"/>
-          <w:szCs w:val="28"/>
-        </w:rPr>
-        <w:t>Мебель – Заказ : 1 : М (один товар может быть продан в нескольких заказах, каждый заказ содержит только один товар).</w:t>
-      </w:r>
-    </w:p>
-    <w:p>
-      <w:pPr>
-        <w:rPr>
-          <w:rFonts w:ascii="Times New Roman" w:hAnsi="Times New Roman" w:cs="Times New Roman"/>
-          <w:sz w:val="28"/>
-          <w:szCs w:val="28"/>
-          <w:lang w:val="en-US"/>
-        </w:rPr>
-      </w:pPr>
-      <w:r>
-        <w:rPr>
-          <w:rFonts w:ascii="Times New Roman" w:hAnsi="Times New Roman" w:cs="Times New Roman"/>
-          <w:sz w:val="28"/>
-          <w:szCs w:val="28"/>
-        </w:rPr>
-        <w:t>Таким образом, связь между клиентами и товарами реализуется через таблицу заказов как связь М : М (многие ко многим).</w:t>
+        <w:t xml:space="preserve">Клиент – </w:t>
+      </w:r>
+      <w:proofErr w:type="gramStart"/>
+      <w:r>
+        <w:rPr>
+          <w:rFonts w:ascii="Times New Roman" w:hAnsi="Times New Roman" w:cs="Times New Roman"/>
+          <w:sz w:val="28"/>
+          <w:szCs w:val="28"/>
+        </w:rPr>
+        <w:t>Заказ :</w:t>
+      </w:r>
+      <w:proofErr w:type="gramEnd"/>
+      <w:r>
+        <w:rPr>
+          <w:rFonts w:ascii="Times New Roman" w:hAnsi="Times New Roman" w:cs="Times New Roman"/>
+          <w:sz w:val="28"/>
+          <w:szCs w:val="28"/>
+        </w:rPr>
+        <w:t xml:space="preserve"> </w:t>
+      </w:r>
+      <w:proofErr w:type="gramStart"/>
+      <w:r>
+        <w:rPr>
+          <w:rFonts w:ascii="Times New Roman" w:hAnsi="Times New Roman" w:cs="Times New Roman"/>
+          <w:sz w:val="28"/>
+          <w:szCs w:val="28"/>
+        </w:rPr>
+        <w:t>1 :</w:t>
+      </w:r>
+      <w:proofErr w:type="gramEnd"/>
+      <w:r>
+        <w:rPr>
+          <w:rFonts w:ascii="Times New Roman" w:hAnsi="Times New Roman" w:cs="Times New Roman"/>
+          <w:sz w:val="28"/>
+          <w:szCs w:val="28"/>
+        </w:rPr>
+        <w:t xml:space="preserve"> М (один клиент может сделать много заказов, каждый заказ принадлежит только одному клиенту).</w:t>
+      </w:r>
+    </w:p>
+    <w:p>
+      <w:pPr>
+        <w:rPr>
+          <w:rFonts w:ascii="Times New Roman" w:hAnsi="Times New Roman" w:cs="Times New Roman"/>
+          <w:sz w:val="28"/>
+          <w:szCs w:val="28"/>
+        </w:rPr>
+      </w:pPr>
+      <w:r>
+        <w:rPr>
+          <w:rFonts w:ascii="Times New Roman" w:hAnsi="Times New Roman" w:cs="Times New Roman"/>
+          <w:sz w:val="28"/>
+          <w:szCs w:val="28"/>
+        </w:rPr>
+        <w:t xml:space="preserve">Мебель – </w:t>
+      </w:r>
+      <w:proofErr w:type="gramStart"/>
+      <w:r>
+        <w:rPr>
+          <w:rFonts w:ascii="Times New Roman" w:hAnsi="Times New Roman" w:cs="Times New Roman"/>
+          <w:sz w:val="28"/>
+          <w:szCs w:val="28"/>
+        </w:rPr>
+        <w:t>Заказ :</w:t>
+      </w:r>
+      <w:proofErr w:type="gramEnd"/>
+      <w:r>
+        <w:rPr>
+          <w:rFonts w:ascii="Times New Roman" w:hAnsi="Times New Roman" w:cs="Times New Roman"/>
+          <w:sz w:val="28"/>
+          <w:szCs w:val="28"/>
+        </w:rPr>
+        <w:t xml:space="preserve"> </w:t>
+      </w:r>
+      <w:proofErr w:type="gramStart"/>
+      <w:r>
+        <w:rPr>
+          <w:rFonts w:ascii="Times New Roman" w:hAnsi="Times New Roman" w:cs="Times New Roman"/>
+          <w:sz w:val="28"/>
+          <w:szCs w:val="28"/>
+        </w:rPr>
+        <w:t>1 :</w:t>
+      </w:r>
+      <w:proofErr w:type="gramEnd"/>
+      <w:r>
+        <w:rPr>
+          <w:rFonts w:ascii="Times New Roman" w:hAnsi="Times New Roman" w:cs="Times New Roman"/>
+          <w:sz w:val="28"/>
+          <w:szCs w:val="28"/>
+        </w:rPr>
+        <w:t xml:space="preserve"> М (один товар может быть продан в нескольких заказах, каждый заказ содержит только один товар).</w:t>
+      </w:r>
+    </w:p>
+    <w:p>
+      <w:pPr>
+        <w:rPr>
+          <w:rFonts w:ascii="Times New Roman" w:hAnsi="Times New Roman" w:cs="Times New Roman"/>
+          <w:sz w:val="28"/>
+          <w:szCs w:val="28"/>
+        </w:rPr>
+      </w:pPr>
+      <w:r>
+        <w:rPr>
+          <w:rFonts w:ascii="Times New Roman" w:hAnsi="Times New Roman" w:cs="Times New Roman"/>
+          <w:sz w:val="28"/>
+          <w:szCs w:val="28"/>
+        </w:rPr>
+        <w:t xml:space="preserve">Таким образом, связь между клиентами и товарами реализуется через таблицу заказов как связь </w:t>
+      </w:r>
+      <w:proofErr w:type="gramStart"/>
+      <w:r>
+        <w:rPr>
+          <w:rFonts w:ascii="Times New Roman" w:hAnsi="Times New Roman" w:cs="Times New Roman"/>
+          <w:sz w:val="28"/>
+          <w:szCs w:val="28"/>
+        </w:rPr>
+        <w:t>М :</w:t>
+      </w:r>
+      <w:proofErr w:type="gramEnd"/>
+      <w:r>
+        <w:rPr>
+          <w:rFonts w:ascii="Times New Roman" w:hAnsi="Times New Roman" w:cs="Times New Roman"/>
+          <w:sz w:val="28"/>
+          <w:szCs w:val="28"/>
+        </w:rPr>
+        <w:t xml:space="preserve"> М (многие ко многим).</w:t>
       </w:r>
     </w:p>
     <w:p>
@@ -1240,7 +1621,6 @@
           <w:rFonts w:ascii="Times New Roman" w:hAnsi="Times New Roman" w:cs="Times New Roman"/>
           <w:sz w:val="28"/>
           <w:szCs w:val="28"/>
-          <w:lang w:val="en-US"/>
         </w:rPr>
       </w:pPr>
     </w:p>
@@ -1296,14 +1676,34 @@
           <w:szCs w:val="28"/>
         </w:rPr>
       </w:pPr>
-      <w:r>
-        <w:rPr>
-          <w:rFonts w:ascii="Times New Roman" w:hAnsi="Times New Roman" w:cs="Times New Roman"/>
-          <w:sz w:val="28"/>
-          <w:szCs w:val="28"/>
-        </w:rPr>
-        <w:t>product_code в таблице furniture</w:t>
-      </w:r>
+      <w:proofErr w:type="spellStart"/>
+      <w:r>
+        <w:rPr>
+          <w:rFonts w:ascii="Times New Roman" w:hAnsi="Times New Roman" w:cs="Times New Roman"/>
+          <w:sz w:val="28"/>
+          <w:szCs w:val="28"/>
+        </w:rPr>
+        <w:t>product_code</w:t>
+      </w:r>
+      <w:proofErr w:type="spellEnd"/>
+      <w:r>
+        <w:rPr>
+          <w:rFonts w:ascii="Times New Roman" w:hAnsi="Times New Roman" w:cs="Times New Roman"/>
+          <w:sz w:val="28"/>
+          <w:szCs w:val="28"/>
+        </w:rPr>
+        <w:t xml:space="preserve"> в таблице </w:t>
+      </w:r>
+      <w:proofErr w:type="spellStart"/>
+      <w:r>
+        <w:rPr>
+          <w:rFonts w:ascii="Times New Roman" w:hAnsi="Times New Roman" w:cs="Times New Roman"/>
+          <w:sz w:val="28"/>
+          <w:szCs w:val="28"/>
+        </w:rPr>
+        <w:t>furniture</w:t>
+      </w:r>
+      <w:proofErr w:type="spellEnd"/>
     </w:p>
     <w:p>
       <w:pPr>
@@ -1318,14 +1718,34 @@
           <w:szCs w:val="28"/>
         </w:rPr>
       </w:pPr>
-      <w:r>
-        <w:rPr>
-          <w:rFonts w:ascii="Times New Roman" w:hAnsi="Times New Roman" w:cs="Times New Roman"/>
-          <w:sz w:val="28"/>
-          <w:szCs w:val="28"/>
-        </w:rPr>
-        <w:t>client_id в таблице clients</w:t>
-      </w:r>
+      <w:proofErr w:type="spellStart"/>
+      <w:r>
+        <w:rPr>
+          <w:rFonts w:ascii="Times New Roman" w:hAnsi="Times New Roman" w:cs="Times New Roman"/>
+          <w:sz w:val="28"/>
+          <w:szCs w:val="28"/>
+        </w:rPr>
+        <w:t>client_id</w:t>
+      </w:r>
+      <w:proofErr w:type="spellEnd"/>
+      <w:r>
+        <w:rPr>
+          <w:rFonts w:ascii="Times New Roman" w:hAnsi="Times New Roman" w:cs="Times New Roman"/>
+          <w:sz w:val="28"/>
+          <w:szCs w:val="28"/>
+        </w:rPr>
+        <w:t xml:space="preserve"> в таблице </w:t>
+      </w:r>
+      <w:proofErr w:type="spellStart"/>
+      <w:r>
+        <w:rPr>
+          <w:rFonts w:ascii="Times New Roman" w:hAnsi="Times New Roman" w:cs="Times New Roman"/>
+          <w:sz w:val="28"/>
+          <w:szCs w:val="28"/>
+        </w:rPr>
+        <w:t>clients</w:t>
+      </w:r>
+      <w:proofErr w:type="spellEnd"/>
     </w:p>
     <w:p>
       <w:pPr>
@@ -1340,14 +1760,34 @@
           <w:szCs w:val="28"/>
         </w:rPr>
       </w:pPr>
-      <w:r>
-        <w:rPr>
-          <w:rFonts w:ascii="Times New Roman" w:hAnsi="Times New Roman" w:cs="Times New Roman"/>
-          <w:sz w:val="28"/>
-          <w:szCs w:val="28"/>
-        </w:rPr>
-        <w:t>order_id в таблице orders</w:t>
-      </w:r>
+      <w:proofErr w:type="spellStart"/>
+      <w:r>
+        <w:rPr>
+          <w:rFonts w:ascii="Times New Roman" w:hAnsi="Times New Roman" w:cs="Times New Roman"/>
+          <w:sz w:val="28"/>
+          <w:szCs w:val="28"/>
+        </w:rPr>
+        <w:t>order_id</w:t>
+      </w:r>
+      <w:proofErr w:type="spellEnd"/>
+      <w:r>
+        <w:rPr>
+          <w:rFonts w:ascii="Times New Roman" w:hAnsi="Times New Roman" w:cs="Times New Roman"/>
+          <w:sz w:val="28"/>
+          <w:szCs w:val="28"/>
+        </w:rPr>
+        <w:t xml:space="preserve"> в таблице </w:t>
+      </w:r>
+      <w:proofErr w:type="spellStart"/>
+      <w:r>
+        <w:rPr>
+          <w:rFonts w:ascii="Times New Roman" w:hAnsi="Times New Roman" w:cs="Times New Roman"/>
+          <w:sz w:val="28"/>
+          <w:szCs w:val="28"/>
+        </w:rPr>
+        <w:t>orders</w:t>
+      </w:r>
+      <w:proofErr w:type="spellEnd"/>
     </w:p>
     <w:p>
       <w:pPr>
@@ -1429,7 +1869,27 @@
           <w:szCs w:val="28"/>
           <w:lang w:val="en-US"/>
         </w:rPr>
-        <w:t xml:space="preserve"> client_id </w:t>
+        <w:t xml:space="preserve"> </w:t>
+      </w:r>
+      <w:proofErr w:type="spellStart"/>
+      <w:r>
+        <w:rPr>
+          <w:rFonts w:ascii="Times New Roman" w:hAnsi="Times New Roman" w:cs="Times New Roman"/>
+          <w:sz w:val="28"/>
+          <w:szCs w:val="28"/>
+          <w:lang w:val="en-US"/>
+        </w:rPr>
+        <w:t>client_id</w:t>
+      </w:r>
+      <w:proofErr w:type="spellEnd"/>
+      <w:r>
+        <w:rPr>
+          <w:rFonts w:ascii="Times New Roman" w:hAnsi="Times New Roman" w:cs="Times New Roman"/>
+          <w:sz w:val="28"/>
+          <w:szCs w:val="28"/>
+          <w:lang w:val="en-US"/>
+        </w:rPr>
+        <w:t xml:space="preserve"> </w:t>
       </w:r>
       <w:r>
         <w:rPr>
@@ -1463,7 +1923,27 @@
           <w:szCs w:val="28"/>
           <w:lang w:val="en-US"/>
         </w:rPr>
-        <w:t xml:space="preserve"> clients(client_id).</w:t>
+        <w:t xml:space="preserve"> clients(</w:t>
+      </w:r>
+      <w:proofErr w:type="spellStart"/>
+      <w:r>
+        <w:rPr>
+          <w:rFonts w:ascii="Times New Roman" w:hAnsi="Times New Roman" w:cs="Times New Roman"/>
+          <w:sz w:val="28"/>
+          <w:szCs w:val="28"/>
+          <w:lang w:val="en-US"/>
+        </w:rPr>
+        <w:t>client_id</w:t>
+      </w:r>
+      <w:proofErr w:type="spellEnd"/>
+      <w:r>
+        <w:rPr>
+          <w:rFonts w:ascii="Times New Roman" w:hAnsi="Times New Roman" w:cs="Times New Roman"/>
+          <w:sz w:val="28"/>
+          <w:szCs w:val="28"/>
+          <w:lang w:val="en-US"/>
+        </w:rPr>
+        <w:t>).</w:t>
       </w:r>
     </w:p>
     <w:p>
@@ -1529,7 +2009,27 @@
           <w:szCs w:val="28"/>
           <w:lang w:val="en-US"/>
         </w:rPr>
-        <w:t xml:space="preserve"> product_code </w:t>
+        <w:t xml:space="preserve"> </w:t>
+      </w:r>
+      <w:proofErr w:type="spellStart"/>
+      <w:r>
+        <w:rPr>
+          <w:rFonts w:ascii="Times New Roman" w:hAnsi="Times New Roman" w:cs="Times New Roman"/>
+          <w:sz w:val="28"/>
+          <w:szCs w:val="28"/>
+          <w:lang w:val="en-US"/>
+        </w:rPr>
+        <w:t>product_code</w:t>
+      </w:r>
+      <w:proofErr w:type="spellEnd"/>
+      <w:r>
+        <w:rPr>
+          <w:rFonts w:ascii="Times New Roman" w:hAnsi="Times New Roman" w:cs="Times New Roman"/>
+          <w:sz w:val="28"/>
+          <w:szCs w:val="28"/>
+          <w:lang w:val="en-US"/>
+        </w:rPr>
+        <w:t xml:space="preserve"> </w:t>
       </w:r>
       <w:r>
         <w:rPr>
@@ -1563,7 +2063,27 @@
           <w:szCs w:val="28"/>
           <w:lang w:val="en-US"/>
         </w:rPr>
-        <w:t xml:space="preserve"> furniture(product_code).</w:t>
+        <w:t xml:space="preserve"> furniture(</w:t>
+      </w:r>
+      <w:proofErr w:type="spellStart"/>
+      <w:r>
+        <w:rPr>
+          <w:rFonts w:ascii="Times New Roman" w:hAnsi="Times New Roman" w:cs="Times New Roman"/>
+          <w:sz w:val="28"/>
+          <w:szCs w:val="28"/>
+          <w:lang w:val="en-US"/>
+        </w:rPr>
+        <w:t>product_code</w:t>
+      </w:r>
+      <w:proofErr w:type="spellEnd"/>
+      <w:r>
+        <w:rPr>
+          <w:rFonts w:ascii="Times New Roman" w:hAnsi="Times New Roman" w:cs="Times New Roman"/>
+          <w:sz w:val="28"/>
+          <w:szCs w:val="28"/>
+          <w:lang w:val="en-US"/>
+        </w:rPr>
+        <w:t>).</w:t>
       </w:r>
     </w:p>
     <w:p>
@@ -1667,34 +2187,47 @@
           <w:rFonts w:ascii="Times New Roman" w:hAnsi="Times New Roman" w:cs="Times New Roman"/>
           <w:sz w:val="28"/>
           <w:szCs w:val="28"/>
-          <w:lang w:val="en-US"/>
-        </w:rPr>
-      </w:pPr>
-      <w:r>
-        <w:rPr>
-          <w:rFonts w:ascii="Times New Roman" w:hAnsi="Times New Roman" w:cs="Times New Roman"/>
-          <w:sz w:val="28"/>
-          <w:szCs w:val="28"/>
-          <w:lang w:val="en-US"/>
-        </w:rPr>
-        <w:t>Foto</w:t>
-      </w:r>
-      <w:r>
-        <w:rPr>
-          <w:rFonts w:ascii="Times New Roman" w:hAnsi="Times New Roman" w:cs="Times New Roman"/>
-          <w:sz w:val="28"/>
-          <w:szCs w:val="28"/>
-        </w:rPr>
-        <w:t>.</w:t>
-      </w:r>
-      <w:r>
-        <w:rPr>
-          <w:rFonts w:ascii="Times New Roman" w:hAnsi="Times New Roman" w:cs="Times New Roman"/>
-          <w:sz w:val="28"/>
-          <w:szCs w:val="28"/>
-          <w:lang w:val="en-US"/>
-        </w:rPr>
-        <w:t>png</w:t>
+        </w:rPr>
+      </w:pPr>
+      <w:r>
+        <w:rPr>
+          <w:noProof/>
+        </w:rPr>
+        <w:drawing>
+          <wp:inline distT="0" distB="0" distL="0" distR="0" wp14:anchorId="544465FC" wp14:editId="52BE4FC9">
+            <wp:extent cx="5940425" cy="3575050"/>
+            <wp:effectExtent l="0" t="0" r="3175" b="6350"/>
+            <wp:docPr id="978853699" name="Рисунок 1"/>
+            <wp:cNvGraphicFramePr>
+              <a:graphicFrameLocks xmlns:a="http://schemas.openxmlformats.org/drawingml/2006/main" noChangeAspect="1"/>
+            </wp:cNvGraphicFramePr>
+            <a:graphic xmlns:a="http://schemas.openxmlformats.org/drawingml/2006/main">
+              <a:graphicData uri="http://schemas.openxmlformats.org/drawingml/2006/picture">
+                <pic:pic xmlns:pic="http://schemas.openxmlformats.org/drawingml/2006/picture">
+                  <pic:nvPicPr>
+                    <pic:cNvPr id="978853699" name=""/>
+                    <pic:cNvPicPr/>
+                  </pic:nvPicPr>
+                  <pic:blipFill>
+                    <a:blip r:embed="rId7"/>
+                    <a:stretch>
+                      <a:fillRect/>
+                    </a:stretch>
+                  </pic:blipFill>
+                  <pic:spPr>
+                    <a:xfrm>
+                      <a:off x="0" y="0"/>
+                      <a:ext cx="5940425" cy="3575050"/>
+                    </a:xfrm>
+                    <a:prstGeom prst="rect">
+                      <a:avLst/>
+                    </a:prstGeom>
+                  </pic:spPr>
+                </pic:pic>
+              </a:graphicData>
+            </a:graphic>
+          </wp:inline>
+        </w:drawing>
       </w:r>
     </w:p>
     <w:p>
@@ -1829,13 +2362,23 @@
         </w:rPr>
         <w:t xml:space="preserve"> (</w:t>
       </w:r>
-      <w:r>
-        <w:rPr>
-          <w:rFonts w:ascii="Times New Roman" w:hAnsi="Times New Roman" w:cs="Times New Roman"/>
-          <w:sz w:val="28"/>
-          <w:szCs w:val="28"/>
-        </w:rPr>
-        <w:t>см.рис. 2</w:t>
+      <w:proofErr w:type="spellStart"/>
+      <w:r>
+        <w:rPr>
+          <w:rFonts w:ascii="Times New Roman" w:hAnsi="Times New Roman" w:cs="Times New Roman"/>
+          <w:sz w:val="28"/>
+          <w:szCs w:val="28"/>
+        </w:rPr>
+        <w:t>см.рис</w:t>
+      </w:r>
+      <w:proofErr w:type="spellEnd"/>
+      <w:r>
+        <w:rPr>
+          <w:rFonts w:ascii="Times New Roman" w:hAnsi="Times New Roman" w:cs="Times New Roman"/>
+          <w:sz w:val="28"/>
+          <w:szCs w:val="28"/>
+        </w:rPr>
+        <w:t>. 2</w:t>
       </w:r>
       <w:r>
         <w:rPr>
@@ -1889,7 +2432,7 @@
                     </pic:cNvPicPr>
                   </pic:nvPicPr>
                   <pic:blipFill>
-                    <a:blip r:embed="rId7">
+                    <a:blip r:embed="rId8">
                       <a:extLst>
                         <a:ext uri="{28A0092B-C50C-407E-A947-70E740481C1C}">
                           <a14:useLocalDpi xmlns:a14="http://schemas.microsoft.com/office/drawing/2010/main" val="0"/>
@@ -2096,14 +2639,26 @@
           <w:szCs w:val="28"/>
         </w:rPr>
       </w:pPr>
-      <w:r>
-        <w:rPr>
-          <w:rFonts w:ascii="Times New Roman" w:hAnsi="Times New Roman" w:cs="Times New Roman"/>
-          <w:sz w:val="28"/>
-          <w:szCs w:val="28"/>
-        </w:rPr>
-        <w:t>furniture.product_code</w:t>
-      </w:r>
+      <w:proofErr w:type="spellStart"/>
+      <w:proofErr w:type="gramStart"/>
+      <w:r>
+        <w:rPr>
+          <w:rFonts w:ascii="Times New Roman" w:hAnsi="Times New Roman" w:cs="Times New Roman"/>
+          <w:sz w:val="28"/>
+          <w:szCs w:val="28"/>
+        </w:rPr>
+        <w:t>furniture.product</w:t>
+      </w:r>
+      <w:proofErr w:type="gramEnd"/>
+      <w:r>
+        <w:rPr>
+          <w:rFonts w:ascii="Times New Roman" w:hAnsi="Times New Roman" w:cs="Times New Roman"/>
+          <w:sz w:val="28"/>
+          <w:szCs w:val="28"/>
+        </w:rPr>
+        <w:t>_code</w:t>
+      </w:r>
+      <w:proofErr w:type="spellEnd"/>
     </w:p>
     <w:p>
       <w:pPr>
@@ -2120,14 +2675,26 @@
           <w:szCs w:val="28"/>
         </w:rPr>
       </w:pPr>
-      <w:r>
-        <w:rPr>
-          <w:rFonts w:ascii="Times New Roman" w:hAnsi="Times New Roman" w:cs="Times New Roman"/>
-          <w:sz w:val="28"/>
-          <w:szCs w:val="28"/>
-        </w:rPr>
-        <w:t>clients.client_id</w:t>
-      </w:r>
+      <w:proofErr w:type="spellStart"/>
+      <w:proofErr w:type="gramStart"/>
+      <w:r>
+        <w:rPr>
+          <w:rFonts w:ascii="Times New Roman" w:hAnsi="Times New Roman" w:cs="Times New Roman"/>
+          <w:sz w:val="28"/>
+          <w:szCs w:val="28"/>
+        </w:rPr>
+        <w:t>clients.client</w:t>
+      </w:r>
+      <w:proofErr w:type="gramEnd"/>
+      <w:r>
+        <w:rPr>
+          <w:rFonts w:ascii="Times New Roman" w:hAnsi="Times New Roman" w:cs="Times New Roman"/>
+          <w:sz w:val="28"/>
+          <w:szCs w:val="28"/>
+        </w:rPr>
+        <w:t>_id</w:t>
+      </w:r>
+      <w:proofErr w:type="spellEnd"/>
     </w:p>
     <w:p>
       <w:pPr>
@@ -2144,14 +2711,26 @@
           <w:szCs w:val="28"/>
         </w:rPr>
       </w:pPr>
-      <w:r>
-        <w:rPr>
-          <w:rFonts w:ascii="Times New Roman" w:hAnsi="Times New Roman" w:cs="Times New Roman"/>
-          <w:sz w:val="28"/>
-          <w:szCs w:val="28"/>
-        </w:rPr>
-        <w:t>orders.order_id</w:t>
-      </w:r>
+      <w:proofErr w:type="spellStart"/>
+      <w:proofErr w:type="gramStart"/>
+      <w:r>
+        <w:rPr>
+          <w:rFonts w:ascii="Times New Roman" w:hAnsi="Times New Roman" w:cs="Times New Roman"/>
+          <w:sz w:val="28"/>
+          <w:szCs w:val="28"/>
+        </w:rPr>
+        <w:t>orders.order</w:t>
+      </w:r>
+      <w:proofErr w:type="gramEnd"/>
+      <w:r>
+        <w:rPr>
+          <w:rFonts w:ascii="Times New Roman" w:hAnsi="Times New Roman" w:cs="Times New Roman"/>
+          <w:sz w:val="28"/>
+          <w:szCs w:val="28"/>
+        </w:rPr>
+        <w:t>_id</w:t>
+      </w:r>
+      <w:proofErr w:type="spellEnd"/>
     </w:p>
     <w:p>
       <w:pPr>
@@ -2177,7 +2756,61 @@
           <w:sz w:val="28"/>
           <w:szCs w:val="28"/>
         </w:rPr>
-        <w:t>Все атрибуты содержат атомарные (неделимые) значения. Например, в таблице clients адрес разбит на отдельные поля address и city, что исключает хранение составных данных в одном столбце.</w:t>
+        <w:t xml:space="preserve">Все атрибуты содержат атомарные (неделимые) значения. Например, в таблице </w:t>
+      </w:r>
+      <w:proofErr w:type="spellStart"/>
+      <w:r>
+        <w:rPr>
+          <w:rFonts w:ascii="Times New Roman" w:hAnsi="Times New Roman" w:cs="Times New Roman"/>
+          <w:sz w:val="28"/>
+          <w:szCs w:val="28"/>
+        </w:rPr>
+        <w:t>clients</w:t>
+      </w:r>
+      <w:proofErr w:type="spellEnd"/>
+      <w:r>
+        <w:rPr>
+          <w:rFonts w:ascii="Times New Roman" w:hAnsi="Times New Roman" w:cs="Times New Roman"/>
+          <w:sz w:val="28"/>
+          <w:szCs w:val="28"/>
+        </w:rPr>
+        <w:t xml:space="preserve"> адрес разбит на отдельные поля </w:t>
+      </w:r>
+      <w:proofErr w:type="spellStart"/>
+      <w:r>
+        <w:rPr>
+          <w:rFonts w:ascii="Times New Roman" w:hAnsi="Times New Roman" w:cs="Times New Roman"/>
+          <w:sz w:val="28"/>
+          <w:szCs w:val="28"/>
+        </w:rPr>
+        <w:t>address</w:t>
+      </w:r>
+      <w:proofErr w:type="spellEnd"/>
+      <w:r>
+        <w:rPr>
+          <w:rFonts w:ascii="Times New Roman" w:hAnsi="Times New Roman" w:cs="Times New Roman"/>
+          <w:sz w:val="28"/>
+          <w:szCs w:val="28"/>
+        </w:rPr>
+        <w:t xml:space="preserve"> и </w:t>
+      </w:r>
+      <w:proofErr w:type="spellStart"/>
+      <w:r>
+        <w:rPr>
+          <w:rFonts w:ascii="Times New Roman" w:hAnsi="Times New Roman" w:cs="Times New Roman"/>
+          <w:sz w:val="28"/>
+          <w:szCs w:val="28"/>
+        </w:rPr>
+        <w:t>city</w:t>
+      </w:r>
+      <w:proofErr w:type="spellEnd"/>
+      <w:r>
+        <w:rPr>
+          <w:rFonts w:ascii="Times New Roman" w:hAnsi="Times New Roman" w:cs="Times New Roman"/>
+          <w:sz w:val="28"/>
+          <w:szCs w:val="28"/>
+        </w:rPr>
+        <w:t>, что исключает хранение составных данных в одном столбце.</w:t>
       </w:r>
     </w:p>
     <w:p>
@@ -2214,7 +2847,6 @@
           <w:rFonts w:ascii="Times New Roman" w:hAnsi="Times New Roman" w:cs="Times New Roman"/>
           <w:sz w:val="28"/>
           <w:szCs w:val="28"/>
-          <w:lang w:val="en-US"/>
         </w:rPr>
       </w:pPr>
     </w:p>
@@ -2314,14 +2946,34 @@
           <w:szCs w:val="28"/>
         </w:rPr>
       </w:pPr>
-      <w:r>
-        <w:rPr>
-          <w:rFonts w:ascii="Times New Roman" w:hAnsi="Times New Roman" w:cs="Times New Roman"/>
-          <w:sz w:val="28"/>
-          <w:szCs w:val="28"/>
-        </w:rPr>
-        <w:t>product_code в furniture</w:t>
-      </w:r>
+      <w:proofErr w:type="spellStart"/>
+      <w:r>
+        <w:rPr>
+          <w:rFonts w:ascii="Times New Roman" w:hAnsi="Times New Roman" w:cs="Times New Roman"/>
+          <w:sz w:val="28"/>
+          <w:szCs w:val="28"/>
+        </w:rPr>
+        <w:t>product_code</w:t>
+      </w:r>
+      <w:proofErr w:type="spellEnd"/>
+      <w:r>
+        <w:rPr>
+          <w:rFonts w:ascii="Times New Roman" w:hAnsi="Times New Roman" w:cs="Times New Roman"/>
+          <w:sz w:val="28"/>
+          <w:szCs w:val="28"/>
+        </w:rPr>
+        <w:t xml:space="preserve"> в </w:t>
+      </w:r>
+      <w:proofErr w:type="spellStart"/>
+      <w:r>
+        <w:rPr>
+          <w:rFonts w:ascii="Times New Roman" w:hAnsi="Times New Roman" w:cs="Times New Roman"/>
+          <w:sz w:val="28"/>
+          <w:szCs w:val="28"/>
+        </w:rPr>
+        <w:t>furniture</w:t>
+      </w:r>
+      <w:proofErr w:type="spellEnd"/>
     </w:p>
     <w:p>
       <w:pPr>
@@ -2338,14 +2990,34 @@
           <w:szCs w:val="28"/>
         </w:rPr>
       </w:pPr>
-      <w:r>
-        <w:rPr>
-          <w:rFonts w:ascii="Times New Roman" w:hAnsi="Times New Roman" w:cs="Times New Roman"/>
-          <w:sz w:val="28"/>
-          <w:szCs w:val="28"/>
-        </w:rPr>
-        <w:t>client_id в clients</w:t>
-      </w:r>
+      <w:proofErr w:type="spellStart"/>
+      <w:r>
+        <w:rPr>
+          <w:rFonts w:ascii="Times New Roman" w:hAnsi="Times New Roman" w:cs="Times New Roman"/>
+          <w:sz w:val="28"/>
+          <w:szCs w:val="28"/>
+        </w:rPr>
+        <w:t>client_id</w:t>
+      </w:r>
+      <w:proofErr w:type="spellEnd"/>
+      <w:r>
+        <w:rPr>
+          <w:rFonts w:ascii="Times New Roman" w:hAnsi="Times New Roman" w:cs="Times New Roman"/>
+          <w:sz w:val="28"/>
+          <w:szCs w:val="28"/>
+        </w:rPr>
+        <w:t xml:space="preserve"> в </w:t>
+      </w:r>
+      <w:proofErr w:type="spellStart"/>
+      <w:r>
+        <w:rPr>
+          <w:rFonts w:ascii="Times New Roman" w:hAnsi="Times New Roman" w:cs="Times New Roman"/>
+          <w:sz w:val="28"/>
+          <w:szCs w:val="28"/>
+        </w:rPr>
+        <w:t>clients</w:t>
+      </w:r>
+      <w:proofErr w:type="spellEnd"/>
     </w:p>
     <w:p>
       <w:pPr>
@@ -2362,14 +3034,34 @@
           <w:szCs w:val="28"/>
         </w:rPr>
       </w:pPr>
-      <w:r>
-        <w:rPr>
-          <w:rFonts w:ascii="Times New Roman" w:hAnsi="Times New Roman" w:cs="Times New Roman"/>
-          <w:sz w:val="28"/>
-          <w:szCs w:val="28"/>
-        </w:rPr>
-        <w:t>order_id в orders</w:t>
-      </w:r>
+      <w:proofErr w:type="spellStart"/>
+      <w:r>
+        <w:rPr>
+          <w:rFonts w:ascii="Times New Roman" w:hAnsi="Times New Roman" w:cs="Times New Roman"/>
+          <w:sz w:val="28"/>
+          <w:szCs w:val="28"/>
+        </w:rPr>
+        <w:t>order_id</w:t>
+      </w:r>
+      <w:proofErr w:type="spellEnd"/>
+      <w:r>
+        <w:rPr>
+          <w:rFonts w:ascii="Times New Roman" w:hAnsi="Times New Roman" w:cs="Times New Roman"/>
+          <w:sz w:val="28"/>
+          <w:szCs w:val="28"/>
+        </w:rPr>
+        <w:t xml:space="preserve"> в </w:t>
+      </w:r>
+      <w:proofErr w:type="spellStart"/>
+      <w:r>
+        <w:rPr>
+          <w:rFonts w:ascii="Times New Roman" w:hAnsi="Times New Roman" w:cs="Times New Roman"/>
+          <w:sz w:val="28"/>
+          <w:szCs w:val="28"/>
+        </w:rPr>
+        <w:t>orders</w:t>
+      </w:r>
+      <w:proofErr w:type="spellEnd"/>
     </w:p>
     <w:p>
       <w:pPr>
@@ -2397,7 +3089,6 @@
           <w:rFonts w:ascii="Times New Roman" w:hAnsi="Times New Roman" w:cs="Times New Roman"/>
           <w:sz w:val="28"/>
           <w:szCs w:val="28"/>
-          <w:lang w:val="en-US"/>
         </w:rPr>
       </w:pPr>
     </w:p>
@@ -2562,7 +3253,27 @@
           <w:szCs w:val="28"/>
           <w:lang w:val="en-US"/>
         </w:rPr>
-        <w:t xml:space="preserve"> (name, type, country, items_count, material, color, price) </w:t>
+        <w:t xml:space="preserve"> (name, type, country, </w:t>
+      </w:r>
+      <w:proofErr w:type="spellStart"/>
+      <w:r>
+        <w:rPr>
+          <w:rFonts w:ascii="Times New Roman" w:hAnsi="Times New Roman" w:cs="Times New Roman"/>
+          <w:sz w:val="28"/>
+          <w:szCs w:val="28"/>
+          <w:lang w:val="en-US"/>
+        </w:rPr>
+        <w:t>items_count</w:t>
+      </w:r>
+      <w:proofErr w:type="spellEnd"/>
+      <w:r>
+        <w:rPr>
+          <w:rFonts w:ascii="Times New Roman" w:hAnsi="Times New Roman" w:cs="Times New Roman"/>
+          <w:sz w:val="28"/>
+          <w:szCs w:val="28"/>
+          <w:lang w:val="en-US"/>
+        </w:rPr>
+        <w:t xml:space="preserve">, material, color, price) </w:t>
       </w:r>
       <w:r>
         <w:rPr>
@@ -2613,7 +3324,27 @@
           <w:szCs w:val="28"/>
           <w:lang w:val="en-US"/>
         </w:rPr>
-        <w:t xml:space="preserve"> product_code.</w:t>
+        <w:t xml:space="preserve"> </w:t>
+      </w:r>
+      <w:proofErr w:type="spellStart"/>
+      <w:r>
+        <w:rPr>
+          <w:rFonts w:ascii="Times New Roman" w:hAnsi="Times New Roman" w:cs="Times New Roman"/>
+          <w:sz w:val="28"/>
+          <w:szCs w:val="28"/>
+          <w:lang w:val="en-US"/>
+        </w:rPr>
+        <w:t>product_code</w:t>
+      </w:r>
+      <w:proofErr w:type="spellEnd"/>
+      <w:r>
+        <w:rPr>
+          <w:rFonts w:ascii="Times New Roman" w:hAnsi="Times New Roman" w:cs="Times New Roman"/>
+          <w:sz w:val="28"/>
+          <w:szCs w:val="28"/>
+          <w:lang w:val="en-US"/>
+        </w:rPr>
+        <w:t>.</w:t>
       </w:r>
     </w:p>
     <w:p>
@@ -2681,7 +3412,67 @@
           <w:szCs w:val="28"/>
           <w:lang w:val="en-US"/>
         </w:rPr>
-        <w:t xml:space="preserve"> (last_name, first_name, middle_name, address, city) </w:t>
+        <w:t xml:space="preserve"> (</w:t>
+      </w:r>
+      <w:proofErr w:type="spellStart"/>
+      <w:r>
+        <w:rPr>
+          <w:rFonts w:ascii="Times New Roman" w:hAnsi="Times New Roman" w:cs="Times New Roman"/>
+          <w:sz w:val="28"/>
+          <w:szCs w:val="28"/>
+          <w:lang w:val="en-US"/>
+        </w:rPr>
+        <w:t>last_name</w:t>
+      </w:r>
+      <w:proofErr w:type="spellEnd"/>
+      <w:r>
+        <w:rPr>
+          <w:rFonts w:ascii="Times New Roman" w:hAnsi="Times New Roman" w:cs="Times New Roman"/>
+          <w:sz w:val="28"/>
+          <w:szCs w:val="28"/>
+          <w:lang w:val="en-US"/>
+        </w:rPr>
+        <w:t xml:space="preserve">, </w:t>
+      </w:r>
+      <w:proofErr w:type="spellStart"/>
+      <w:r>
+        <w:rPr>
+          <w:rFonts w:ascii="Times New Roman" w:hAnsi="Times New Roman" w:cs="Times New Roman"/>
+          <w:sz w:val="28"/>
+          <w:szCs w:val="28"/>
+          <w:lang w:val="en-US"/>
+        </w:rPr>
+        <w:t>first_name</w:t>
+      </w:r>
+      <w:proofErr w:type="spellEnd"/>
+      <w:r>
+        <w:rPr>
+          <w:rFonts w:ascii="Times New Roman" w:hAnsi="Times New Roman" w:cs="Times New Roman"/>
+          <w:sz w:val="28"/>
+          <w:szCs w:val="28"/>
+          <w:lang w:val="en-US"/>
+        </w:rPr>
+        <w:t xml:space="preserve">, </w:t>
+      </w:r>
+      <w:proofErr w:type="spellStart"/>
+      <w:r>
+        <w:rPr>
+          <w:rFonts w:ascii="Times New Roman" w:hAnsi="Times New Roman" w:cs="Times New Roman"/>
+          <w:sz w:val="28"/>
+          <w:szCs w:val="28"/>
+          <w:lang w:val="en-US"/>
+        </w:rPr>
+        <w:t>middle_name</w:t>
+      </w:r>
+      <w:proofErr w:type="spellEnd"/>
+      <w:r>
+        <w:rPr>
+          <w:rFonts w:ascii="Times New Roman" w:hAnsi="Times New Roman" w:cs="Times New Roman"/>
+          <w:sz w:val="28"/>
+          <w:szCs w:val="28"/>
+          <w:lang w:val="en-US"/>
+        </w:rPr>
+        <w:t xml:space="preserve">, address, city) </w:t>
       </w:r>
       <w:r>
         <w:rPr>
@@ -2732,7 +3523,27 @@
           <w:szCs w:val="28"/>
           <w:lang w:val="en-US"/>
         </w:rPr>
-        <w:t xml:space="preserve"> client_id.</w:t>
+        <w:t xml:space="preserve"> </w:t>
+      </w:r>
+      <w:proofErr w:type="spellStart"/>
+      <w:r>
+        <w:rPr>
+          <w:rFonts w:ascii="Times New Roman" w:hAnsi="Times New Roman" w:cs="Times New Roman"/>
+          <w:sz w:val="28"/>
+          <w:szCs w:val="28"/>
+          <w:lang w:val="en-US"/>
+        </w:rPr>
+        <w:t>client_id</w:t>
+      </w:r>
+      <w:proofErr w:type="spellEnd"/>
+      <w:r>
+        <w:rPr>
+          <w:rFonts w:ascii="Times New Roman" w:hAnsi="Times New Roman" w:cs="Times New Roman"/>
+          <w:sz w:val="28"/>
+          <w:szCs w:val="28"/>
+          <w:lang w:val="en-US"/>
+        </w:rPr>
+        <w:t>.</w:t>
       </w:r>
     </w:p>
     <w:p>
@@ -2800,7 +3611,47 @@
           <w:szCs w:val="28"/>
           <w:lang w:val="en-US"/>
         </w:rPr>
-        <w:t xml:space="preserve"> (order_date, discount_percent) </w:t>
+        <w:t xml:space="preserve"> (</w:t>
+      </w:r>
+      <w:proofErr w:type="spellStart"/>
+      <w:r>
+        <w:rPr>
+          <w:rFonts w:ascii="Times New Roman" w:hAnsi="Times New Roman" w:cs="Times New Roman"/>
+          <w:sz w:val="28"/>
+          <w:szCs w:val="28"/>
+          <w:lang w:val="en-US"/>
+        </w:rPr>
+        <w:t>order_date</w:t>
+      </w:r>
+      <w:proofErr w:type="spellEnd"/>
+      <w:r>
+        <w:rPr>
+          <w:rFonts w:ascii="Times New Roman" w:hAnsi="Times New Roman" w:cs="Times New Roman"/>
+          <w:sz w:val="28"/>
+          <w:szCs w:val="28"/>
+          <w:lang w:val="en-US"/>
+        </w:rPr>
+        <w:t xml:space="preserve">, </w:t>
+      </w:r>
+      <w:proofErr w:type="spellStart"/>
+      <w:r>
+        <w:rPr>
+          <w:rFonts w:ascii="Times New Roman" w:hAnsi="Times New Roman" w:cs="Times New Roman"/>
+          <w:sz w:val="28"/>
+          <w:szCs w:val="28"/>
+          <w:lang w:val="en-US"/>
+        </w:rPr>
+        <w:t>discount_percent</w:t>
+      </w:r>
+      <w:proofErr w:type="spellEnd"/>
+      <w:r>
+        <w:rPr>
+          <w:rFonts w:ascii="Times New Roman" w:hAnsi="Times New Roman" w:cs="Times New Roman"/>
+          <w:sz w:val="28"/>
+          <w:szCs w:val="28"/>
+          <w:lang w:val="en-US"/>
+        </w:rPr>
+        <w:t xml:space="preserve">) </w:t>
       </w:r>
       <w:r>
         <w:rPr>
@@ -2834,7 +3685,27 @@
           <w:szCs w:val="28"/>
           <w:lang w:val="en-US"/>
         </w:rPr>
-        <w:t xml:space="preserve"> order_id; </w:t>
+        <w:t xml:space="preserve"> </w:t>
+      </w:r>
+      <w:proofErr w:type="spellStart"/>
+      <w:r>
+        <w:rPr>
+          <w:rFonts w:ascii="Times New Roman" w:hAnsi="Times New Roman" w:cs="Times New Roman"/>
+          <w:sz w:val="28"/>
+          <w:szCs w:val="28"/>
+          <w:lang w:val="en-US"/>
+        </w:rPr>
+        <w:t>order_id</w:t>
+      </w:r>
+      <w:proofErr w:type="spellEnd"/>
+      <w:r>
+        <w:rPr>
+          <w:rFonts w:ascii="Times New Roman" w:hAnsi="Times New Roman" w:cs="Times New Roman"/>
+          <w:sz w:val="28"/>
+          <w:szCs w:val="28"/>
+          <w:lang w:val="en-US"/>
+        </w:rPr>
+        <w:t xml:space="preserve">; </w:t>
       </w:r>
       <w:r>
         <w:rPr>
@@ -2851,7 +3722,27 @@
           <w:szCs w:val="28"/>
           <w:lang w:val="en-US"/>
         </w:rPr>
-        <w:t xml:space="preserve"> client_id </w:t>
+        <w:t xml:space="preserve"> </w:t>
+      </w:r>
+      <w:proofErr w:type="spellStart"/>
+      <w:r>
+        <w:rPr>
+          <w:rFonts w:ascii="Times New Roman" w:hAnsi="Times New Roman" w:cs="Times New Roman"/>
+          <w:sz w:val="28"/>
+          <w:szCs w:val="28"/>
+          <w:lang w:val="en-US"/>
+        </w:rPr>
+        <w:t>client_id</w:t>
+      </w:r>
+      <w:proofErr w:type="spellEnd"/>
+      <w:r>
+        <w:rPr>
+          <w:rFonts w:ascii="Times New Roman" w:hAnsi="Times New Roman" w:cs="Times New Roman"/>
+          <w:sz w:val="28"/>
+          <w:szCs w:val="28"/>
+          <w:lang w:val="en-US"/>
+        </w:rPr>
+        <w:t xml:space="preserve"> </w:t>
       </w:r>
       <w:r>
         <w:rPr>
@@ -2868,7 +3759,27 @@
           <w:szCs w:val="28"/>
           <w:lang w:val="en-US"/>
         </w:rPr>
-        <w:t xml:space="preserve"> product_code </w:t>
+        <w:t xml:space="preserve"> </w:t>
+      </w:r>
+      <w:proofErr w:type="spellStart"/>
+      <w:r>
+        <w:rPr>
+          <w:rFonts w:ascii="Times New Roman" w:hAnsi="Times New Roman" w:cs="Times New Roman"/>
+          <w:sz w:val="28"/>
+          <w:szCs w:val="28"/>
+          <w:lang w:val="en-US"/>
+        </w:rPr>
+        <w:t>product_code</w:t>
+      </w:r>
+      <w:proofErr w:type="spellEnd"/>
+      <w:r>
+        <w:rPr>
+          <w:rFonts w:ascii="Times New Roman" w:hAnsi="Times New Roman" w:cs="Times New Roman"/>
+          <w:sz w:val="28"/>
+          <w:szCs w:val="28"/>
+          <w:lang w:val="en-US"/>
+        </w:rPr>
+        <w:t xml:space="preserve"> </w:t>
       </w:r>
       <w:r>
         <w:rPr>
@@ -3059,7 +3970,25 @@
           <w:sz w:val="28"/>
           <w:szCs w:val="28"/>
         </w:rPr>
-        <w:t>Сущность «Мебель» (furniture)</w:t>
+        <w:t>Сущность «Мебель» (</w:t>
+      </w:r>
+      <w:proofErr w:type="spellStart"/>
+      <w:r>
+        <w:rPr>
+          <w:rFonts w:ascii="Times New Roman" w:hAnsi="Times New Roman" w:cs="Times New Roman"/>
+          <w:sz w:val="28"/>
+          <w:szCs w:val="28"/>
+        </w:rPr>
+        <w:t>furniture</w:t>
+      </w:r>
+      <w:proofErr w:type="spellEnd"/>
+      <w:r>
+        <w:rPr>
+          <w:rFonts w:ascii="Times New Roman" w:hAnsi="Times New Roman" w:cs="Times New Roman"/>
+          <w:sz w:val="28"/>
+          <w:szCs w:val="28"/>
+        </w:rPr>
+        <w:t>)</w:t>
       </w:r>
     </w:p>
     <w:tbl>
@@ -3260,6 +4189,7 @@
                 <w:szCs w:val="28"/>
               </w:rPr>
             </w:pPr>
+            <w:proofErr w:type="gramStart"/>
             <w:r>
               <w:rPr>
                 <w:rFonts w:ascii="Times New Roman" w:hAnsi="Times New Roman" w:cs="Times New Roman"/>
@@ -3268,21 +4198,14 @@
               </w:rPr>
               <w:t>VARCHAR(</w:t>
             </w:r>
+            <w:proofErr w:type="gramEnd"/>
             <w:r>
               <w:rPr>
                 <w:rFonts w:ascii="Times New Roman" w:hAnsi="Times New Roman" w:cs="Times New Roman"/>
                 <w:sz w:val="28"/>
                 <w:szCs w:val="28"/>
               </w:rPr>
-              <w:t>101</w:t>
-            </w:r>
-            <w:r>
-              <w:rPr>
-                <w:rFonts w:ascii="Times New Roman" w:hAnsi="Times New Roman" w:cs="Times New Roman"/>
-                <w:sz w:val="28"/>
-                <w:szCs w:val="28"/>
-              </w:rPr>
-              <w:t>)</w:t>
+              <w:t>101)</w:t>
             </w:r>
           </w:p>
         </w:tc>
@@ -3350,6 +4273,7 @@
                 <w:szCs w:val="28"/>
               </w:rPr>
             </w:pPr>
+            <w:proofErr w:type="gramStart"/>
             <w:r>
               <w:rPr>
                 <w:rFonts w:ascii="Times New Roman" w:hAnsi="Times New Roman" w:cs="Times New Roman"/>
@@ -3358,21 +4282,14 @@
               </w:rPr>
               <w:t>VARCHAR(</w:t>
             </w:r>
+            <w:proofErr w:type="gramEnd"/>
             <w:r>
               <w:rPr>
                 <w:rFonts w:ascii="Times New Roman" w:hAnsi="Times New Roman" w:cs="Times New Roman"/>
                 <w:sz w:val="28"/>
                 <w:szCs w:val="28"/>
               </w:rPr>
-              <w:t>21</w:t>
-            </w:r>
-            <w:r>
-              <w:rPr>
-                <w:rFonts w:ascii="Times New Roman" w:hAnsi="Times New Roman" w:cs="Times New Roman"/>
-                <w:sz w:val="28"/>
-                <w:szCs w:val="28"/>
-              </w:rPr>
-              <w:t>)</w:t>
+              <w:t>21)</w:t>
             </w:r>
           </w:p>
         </w:tc>
@@ -3440,13 +4357,23 @@
                 <w:szCs w:val="28"/>
               </w:rPr>
             </w:pPr>
+            <w:proofErr w:type="gramStart"/>
             <w:r>
               <w:rPr>
                 <w:rFonts w:ascii="Times New Roman" w:hAnsi="Times New Roman" w:cs="Times New Roman"/>
                 <w:sz w:val="28"/>
                 <w:szCs w:val="28"/>
               </w:rPr>
-              <w:t>VARCHAR(50)</w:t>
+              <w:t>VARCHAR(</w:t>
+            </w:r>
+            <w:proofErr w:type="gramEnd"/>
+            <w:r>
+              <w:rPr>
+                <w:rFonts w:ascii="Times New Roman" w:hAnsi="Times New Roman" w:cs="Times New Roman"/>
+                <w:sz w:val="28"/>
+                <w:szCs w:val="28"/>
+              </w:rPr>
+              <w:t>50)</w:t>
             </w:r>
           </w:p>
         </w:tc>
@@ -3588,13 +4515,23 @@
                 <w:szCs w:val="28"/>
               </w:rPr>
             </w:pPr>
+            <w:proofErr w:type="gramStart"/>
             <w:r>
               <w:rPr>
                 <w:rFonts w:ascii="Times New Roman" w:hAnsi="Times New Roman" w:cs="Times New Roman"/>
                 <w:sz w:val="28"/>
                 <w:szCs w:val="28"/>
               </w:rPr>
-              <w:t>VARCHAR(50)</w:t>
+              <w:t>VARCHAR(</w:t>
+            </w:r>
+            <w:proofErr w:type="gramEnd"/>
+            <w:r>
+              <w:rPr>
+                <w:rFonts w:ascii="Times New Roman" w:hAnsi="Times New Roman" w:cs="Times New Roman"/>
+                <w:sz w:val="28"/>
+                <w:szCs w:val="28"/>
+              </w:rPr>
+              <w:t>50)</w:t>
             </w:r>
           </w:p>
         </w:tc>
@@ -3662,13 +4599,23 @@
                 <w:szCs w:val="28"/>
               </w:rPr>
             </w:pPr>
+            <w:proofErr w:type="gramStart"/>
             <w:r>
               <w:rPr>
                 <w:rFonts w:ascii="Times New Roman" w:hAnsi="Times New Roman" w:cs="Times New Roman"/>
                 <w:sz w:val="28"/>
                 <w:szCs w:val="28"/>
               </w:rPr>
-              <w:t>VARCHAR(50)</w:t>
+              <w:t>VARCHAR(</w:t>
+            </w:r>
+            <w:proofErr w:type="gramEnd"/>
+            <w:r>
+              <w:rPr>
+                <w:rFonts w:ascii="Times New Roman" w:hAnsi="Times New Roman" w:cs="Times New Roman"/>
+                <w:sz w:val="28"/>
+                <w:szCs w:val="28"/>
+              </w:rPr>
+              <w:t>50)</w:t>
             </w:r>
           </w:p>
         </w:tc>
@@ -3901,7 +4848,25 @@
           <w:sz w:val="28"/>
           <w:szCs w:val="28"/>
         </w:rPr>
-        <w:t>Сущность «Клиенты» (clients)</w:t>
+        <w:t>Сущность «Клиенты» (</w:t>
+      </w:r>
+      <w:proofErr w:type="spellStart"/>
+      <w:r>
+        <w:rPr>
+          <w:rFonts w:ascii="Times New Roman" w:hAnsi="Times New Roman" w:cs="Times New Roman"/>
+          <w:sz w:val="28"/>
+          <w:szCs w:val="28"/>
+        </w:rPr>
+        <w:t>clients</w:t>
+      </w:r>
+      <w:proofErr w:type="spellEnd"/>
+      <w:r>
+        <w:rPr>
+          <w:rFonts w:ascii="Times New Roman" w:hAnsi="Times New Roman" w:cs="Times New Roman"/>
+          <w:sz w:val="28"/>
+          <w:szCs w:val="28"/>
+        </w:rPr>
+        <w:t>)</w:t>
       </w:r>
     </w:p>
     <w:tbl>
@@ -4102,13 +5067,23 @@
                 <w:szCs w:val="28"/>
               </w:rPr>
             </w:pPr>
+            <w:proofErr w:type="gramStart"/>
             <w:r>
               <w:rPr>
                 <w:rFonts w:ascii="Times New Roman" w:hAnsi="Times New Roman" w:cs="Times New Roman"/>
                 <w:sz w:val="28"/>
                 <w:szCs w:val="28"/>
               </w:rPr>
-              <w:t>VARCHAR(50)</w:t>
+              <w:t>VARCHAR(</w:t>
+            </w:r>
+            <w:proofErr w:type="gramEnd"/>
+            <w:r>
+              <w:rPr>
+                <w:rFonts w:ascii="Times New Roman" w:hAnsi="Times New Roman" w:cs="Times New Roman"/>
+                <w:sz w:val="28"/>
+                <w:szCs w:val="28"/>
+              </w:rPr>
+              <w:t>50)</w:t>
             </w:r>
           </w:p>
         </w:tc>
@@ -4176,13 +5151,23 @@
                 <w:szCs w:val="28"/>
               </w:rPr>
             </w:pPr>
+            <w:proofErr w:type="gramStart"/>
             <w:r>
               <w:rPr>
                 <w:rFonts w:ascii="Times New Roman" w:hAnsi="Times New Roman" w:cs="Times New Roman"/>
                 <w:sz w:val="28"/>
                 <w:szCs w:val="28"/>
               </w:rPr>
-              <w:t>VARCHAR(50)</w:t>
+              <w:t>VARCHAR(</w:t>
+            </w:r>
+            <w:proofErr w:type="gramEnd"/>
+            <w:r>
+              <w:rPr>
+                <w:rFonts w:ascii="Times New Roman" w:hAnsi="Times New Roman" w:cs="Times New Roman"/>
+                <w:sz w:val="28"/>
+                <w:szCs w:val="28"/>
+              </w:rPr>
+              <w:t>50)</w:t>
             </w:r>
           </w:p>
         </w:tc>
@@ -4250,13 +5235,23 @@
                 <w:szCs w:val="28"/>
               </w:rPr>
             </w:pPr>
+            <w:proofErr w:type="gramStart"/>
             <w:r>
               <w:rPr>
                 <w:rFonts w:ascii="Times New Roman" w:hAnsi="Times New Roman" w:cs="Times New Roman"/>
                 <w:sz w:val="28"/>
                 <w:szCs w:val="28"/>
               </w:rPr>
-              <w:t>VARCHAR(50)</w:t>
+              <w:t>VARCHAR(</w:t>
+            </w:r>
+            <w:proofErr w:type="gramEnd"/>
+            <w:r>
+              <w:rPr>
+                <w:rFonts w:ascii="Times New Roman" w:hAnsi="Times New Roman" w:cs="Times New Roman"/>
+                <w:sz w:val="28"/>
+                <w:szCs w:val="28"/>
+              </w:rPr>
+              <w:t>50)</w:t>
             </w:r>
           </w:p>
         </w:tc>
@@ -4324,13 +5319,23 @@
                 <w:szCs w:val="28"/>
               </w:rPr>
             </w:pPr>
+            <w:proofErr w:type="gramStart"/>
             <w:r>
               <w:rPr>
                 <w:rFonts w:ascii="Times New Roman" w:hAnsi="Times New Roman" w:cs="Times New Roman"/>
                 <w:sz w:val="28"/>
                 <w:szCs w:val="28"/>
               </w:rPr>
-              <w:t>VARCHAR(150)</w:t>
+              <w:t>VARCHAR(</w:t>
+            </w:r>
+            <w:proofErr w:type="gramEnd"/>
+            <w:r>
+              <w:rPr>
+                <w:rFonts w:ascii="Times New Roman" w:hAnsi="Times New Roman" w:cs="Times New Roman"/>
+                <w:sz w:val="28"/>
+                <w:szCs w:val="28"/>
+              </w:rPr>
+              <w:t>150)</w:t>
             </w:r>
           </w:p>
         </w:tc>
@@ -4398,13 +5403,23 @@
                 <w:szCs w:val="28"/>
               </w:rPr>
             </w:pPr>
+            <w:proofErr w:type="gramStart"/>
             <w:r>
               <w:rPr>
                 <w:rFonts w:ascii="Times New Roman" w:hAnsi="Times New Roman" w:cs="Times New Roman"/>
                 <w:sz w:val="28"/>
                 <w:szCs w:val="28"/>
               </w:rPr>
-              <w:t>VARCHAR(50)</w:t>
+              <w:t>VARCHAR(</w:t>
+            </w:r>
+            <w:proofErr w:type="gramEnd"/>
+            <w:r>
+              <w:rPr>
+                <w:rFonts w:ascii="Times New Roman" w:hAnsi="Times New Roman" w:cs="Times New Roman"/>
+                <w:sz w:val="28"/>
+                <w:szCs w:val="28"/>
+              </w:rPr>
+              <w:t>50)</w:t>
             </w:r>
           </w:p>
         </w:tc>
@@ -4606,7 +5621,25 @@
           <w:szCs w:val="28"/>
         </w:rPr>
         <w:lastRenderedPageBreak/>
-        <w:t>Сущность «Заказы» (orders)</w:t>
+        <w:t>Сущность «Заказы» (</w:t>
+      </w:r>
+      <w:proofErr w:type="spellStart"/>
+      <w:r>
+        <w:rPr>
+          <w:rFonts w:ascii="Times New Roman" w:hAnsi="Times New Roman" w:cs="Times New Roman"/>
+          <w:sz w:val="28"/>
+          <w:szCs w:val="28"/>
+        </w:rPr>
+        <w:t>orders</w:t>
+      </w:r>
+      <w:proofErr w:type="spellEnd"/>
+      <w:r>
+        <w:rPr>
+          <w:rFonts w:ascii="Times New Roman" w:hAnsi="Times New Roman" w:cs="Times New Roman"/>
+          <w:sz w:val="28"/>
+          <w:szCs w:val="28"/>
+        </w:rPr>
+        <w:t>)</w:t>
       </w:r>
     </w:p>
     <w:tbl>
@@ -9339,6 +10372,7 @@
   <w:style w:type="character" w:default="1" w:styleId="a0">
     <w:name w:val="Default Paragraph Font"/>
     <w:uiPriority w:val="1"/>
+    <w:semiHidden/>
     <w:unhideWhenUsed/>
   </w:style>
   <w:style w:type="table" w:default="1" w:styleId="a1">

--- a/day3-day5/документация/docx.docx
+++ b/day3-day5/документация/docx.docx
@@ -33,6 +33,7 @@
     <w:p>
       <w:pPr>
         <w:spacing w:after="0"/>
+        <w:jc w:val="both"/>
         <w:rPr>
           <w:rFonts w:ascii="Times New Roman" w:hAnsi="Times New Roman" w:cs="Times New Roman"/>
           <w:sz w:val="28"/>
@@ -56,6 +57,7 @@
           <w:numId w:val="4"/>
         </w:numPr>
         <w:spacing w:after="0"/>
+        <w:jc w:val="both"/>
         <w:rPr>
           <w:rFonts w:ascii="Times New Roman" w:hAnsi="Times New Roman" w:cs="Times New Roman"/>
           <w:sz w:val="28"/>
@@ -79,6 +81,7 @@
           <w:numId w:val="4"/>
         </w:numPr>
         <w:spacing w:after="0"/>
+        <w:jc w:val="both"/>
         <w:rPr>
           <w:rFonts w:ascii="Times New Roman" w:hAnsi="Times New Roman" w:cs="Times New Roman"/>
           <w:sz w:val="28"/>
@@ -101,6 +104,7 @@
           <w:ilvl w:val="0"/>
           <w:numId w:val="4"/>
         </w:numPr>
+        <w:jc w:val="both"/>
         <w:rPr>
           <w:rFonts w:ascii="Times New Roman" w:hAnsi="Times New Roman" w:cs="Times New Roman"/>
           <w:sz w:val="28"/>
@@ -122,6 +126,7 @@
           <w:ilvl w:val="0"/>
           <w:numId w:val="3"/>
         </w:numPr>
+        <w:jc w:val="both"/>
         <w:rPr>
           <w:rFonts w:ascii="Times New Roman" w:hAnsi="Times New Roman" w:cs="Times New Roman"/>
           <w:sz w:val="28"/>
@@ -143,6 +148,7 @@
           <w:ilvl w:val="0"/>
           <w:numId w:val="3"/>
         </w:numPr>
+        <w:jc w:val="both"/>
         <w:rPr>
           <w:rFonts w:ascii="Times New Roman" w:hAnsi="Times New Roman" w:cs="Times New Roman"/>
           <w:sz w:val="28"/>
@@ -164,6 +170,7 @@
           <w:ilvl w:val="0"/>
           <w:numId w:val="3"/>
         </w:numPr>
+        <w:jc w:val="both"/>
         <w:rPr>
           <w:rFonts w:ascii="Times New Roman" w:hAnsi="Times New Roman" w:cs="Times New Roman"/>
           <w:sz w:val="28"/>
@@ -185,6 +192,7 @@
           <w:ilvl w:val="0"/>
           <w:numId w:val="3"/>
         </w:numPr>
+        <w:jc w:val="both"/>
         <w:rPr>
           <w:rFonts w:ascii="Times New Roman" w:hAnsi="Times New Roman" w:cs="Times New Roman"/>
           <w:sz w:val="28"/>
@@ -206,6 +214,7 @@
           <w:ilvl w:val="0"/>
           <w:numId w:val="3"/>
         </w:numPr>
+        <w:jc w:val="both"/>
         <w:rPr>
           <w:rFonts w:ascii="Times New Roman" w:hAnsi="Times New Roman" w:cs="Times New Roman"/>
           <w:sz w:val="28"/>
@@ -227,6 +236,7 @@
           <w:ilvl w:val="0"/>
           <w:numId w:val="3"/>
         </w:numPr>
+        <w:jc w:val="both"/>
         <w:rPr>
           <w:rFonts w:ascii="Times New Roman" w:hAnsi="Times New Roman" w:cs="Times New Roman"/>
           <w:sz w:val="28"/>
@@ -248,6 +258,7 @@
           <w:ilvl w:val="0"/>
           <w:numId w:val="3"/>
         </w:numPr>
+        <w:jc w:val="both"/>
         <w:rPr>
           <w:rFonts w:ascii="Times New Roman" w:hAnsi="Times New Roman" w:cs="Times New Roman"/>
           <w:sz w:val="28"/>
@@ -269,6 +280,7 @@
           <w:ilvl w:val="0"/>
           <w:numId w:val="3"/>
         </w:numPr>
+        <w:jc w:val="both"/>
         <w:rPr>
           <w:rFonts w:ascii="Times New Roman" w:hAnsi="Times New Roman" w:cs="Times New Roman"/>
           <w:sz w:val="28"/>
@@ -650,30 +662,34 @@
     </w:p>
     <w:p>
       <w:pPr>
-        <w:rPr>
-          <w:rFonts w:ascii="Times New Roman" w:hAnsi="Times New Roman" w:cs="Times New Roman"/>
-          <w:sz w:val="28"/>
-          <w:szCs w:val="28"/>
-          <w:lang w:val="en-US"/>
-        </w:rPr>
-      </w:pPr>
-    </w:p>
-    <w:p>
-      <w:pPr>
-        <w:rPr>
-          <w:rFonts w:ascii="Times New Roman" w:hAnsi="Times New Roman" w:cs="Times New Roman"/>
-          <w:sz w:val="28"/>
-          <w:szCs w:val="28"/>
-        </w:rPr>
-      </w:pPr>
-      <w:r>
-        <w:rPr>
-          <w:rFonts w:ascii="Times New Roman" w:hAnsi="Times New Roman" w:cs="Times New Roman"/>
-          <w:sz w:val="28"/>
-          <w:szCs w:val="28"/>
-        </w:rPr>
-        <w:t>Мебель</w:t>
-      </w:r>
+        <w:jc w:val="both"/>
+        <w:rPr>
+          <w:rFonts w:ascii="Times New Roman" w:hAnsi="Times New Roman" w:cs="Times New Roman"/>
+          <w:sz w:val="28"/>
+          <w:szCs w:val="28"/>
+          <w:lang w:val="en-US"/>
+        </w:rPr>
+      </w:pPr>
+    </w:p>
+    <w:p>
+      <w:pPr>
+        <w:jc w:val="both"/>
+        <w:rPr>
+          <w:rFonts w:ascii="Times New Roman" w:hAnsi="Times New Roman" w:cs="Times New Roman"/>
+          <w:sz w:val="28"/>
+          <w:szCs w:val="28"/>
+        </w:rPr>
+      </w:pPr>
+      <w:proofErr w:type="spellStart"/>
+      <w:r>
+        <w:rPr>
+          <w:rFonts w:ascii="Times New Roman" w:hAnsi="Times New Roman" w:cs="Times New Roman"/>
+          <w:sz w:val="28"/>
+          <w:szCs w:val="28"/>
+        </w:rPr>
+        <w:t>Мебел</w:t>
+      </w:r>
+      <w:proofErr w:type="spellEnd"/>
     </w:p>
     <w:p>
       <w:pPr>
@@ -682,6 +698,7 @@
           <w:ilvl w:val="0"/>
           <w:numId w:val="9"/>
         </w:numPr>
+        <w:jc w:val="both"/>
         <w:rPr>
           <w:rFonts w:ascii="Times New Roman" w:hAnsi="Times New Roman" w:cs="Times New Roman"/>
           <w:sz w:val="28"/>
@@ -722,6 +739,7 @@
           <w:ilvl w:val="0"/>
           <w:numId w:val="9"/>
         </w:numPr>
+        <w:jc w:val="both"/>
         <w:rPr>
           <w:rFonts w:ascii="Times New Roman" w:hAnsi="Times New Roman" w:cs="Times New Roman"/>
           <w:sz w:val="28"/>
@@ -762,6 +780,7 @@
           <w:ilvl w:val="0"/>
           <w:numId w:val="9"/>
         </w:numPr>
+        <w:jc w:val="both"/>
         <w:rPr>
           <w:rFonts w:ascii="Times New Roman" w:hAnsi="Times New Roman" w:cs="Times New Roman"/>
           <w:sz w:val="28"/>
@@ -802,6 +821,7 @@
           <w:ilvl w:val="0"/>
           <w:numId w:val="9"/>
         </w:numPr>
+        <w:jc w:val="both"/>
         <w:rPr>
           <w:rFonts w:ascii="Times New Roman" w:hAnsi="Times New Roman" w:cs="Times New Roman"/>
           <w:sz w:val="28"/>
@@ -842,6 +862,7 @@
           <w:ilvl w:val="0"/>
           <w:numId w:val="9"/>
         </w:numPr>
+        <w:jc w:val="both"/>
         <w:rPr>
           <w:rFonts w:ascii="Times New Roman" w:hAnsi="Times New Roman" w:cs="Times New Roman"/>
           <w:sz w:val="28"/>
@@ -882,6 +903,7 @@
           <w:ilvl w:val="0"/>
           <w:numId w:val="9"/>
         </w:numPr>
+        <w:jc w:val="both"/>
         <w:rPr>
           <w:rFonts w:ascii="Times New Roman" w:hAnsi="Times New Roman" w:cs="Times New Roman"/>
           <w:sz w:val="28"/>
@@ -922,6 +944,7 @@
           <w:ilvl w:val="0"/>
           <w:numId w:val="9"/>
         </w:numPr>
+        <w:jc w:val="both"/>
         <w:rPr>
           <w:rFonts w:ascii="Times New Roman" w:hAnsi="Times New Roman" w:cs="Times New Roman"/>
           <w:sz w:val="28"/>
@@ -962,6 +985,7 @@
           <w:ilvl w:val="0"/>
           <w:numId w:val="9"/>
         </w:numPr>
+        <w:jc w:val="both"/>
         <w:rPr>
           <w:rFonts w:ascii="Times New Roman" w:hAnsi="Times New Roman" w:cs="Times New Roman"/>
           <w:sz w:val="28"/>
@@ -998,6 +1022,7 @@
     <w:p>
       <w:pPr>
         <w:ind w:left="720"/>
+        <w:jc w:val="both"/>
         <w:rPr>
           <w:rFonts w:ascii="Times New Roman" w:hAnsi="Times New Roman" w:cs="Times New Roman"/>
           <w:sz w:val="28"/>
@@ -1008,6 +1033,7 @@
     <w:p>
       <w:pPr>
         <w:ind w:left="720"/>
+        <w:jc w:val="both"/>
         <w:rPr>
           <w:rFonts w:ascii="Times New Roman" w:hAnsi="Times New Roman" w:cs="Times New Roman"/>
           <w:sz w:val="28"/>
@@ -1018,6 +1044,7 @@
     <w:p>
       <w:pPr>
         <w:ind w:left="720"/>
+        <w:jc w:val="both"/>
         <w:rPr>
           <w:rFonts w:ascii="Times New Roman" w:hAnsi="Times New Roman" w:cs="Times New Roman"/>
           <w:sz w:val="28"/>
@@ -1028,15 +1055,17 @@
     <w:p>
       <w:pPr>
         <w:ind w:left="720"/>
-        <w:rPr>
-          <w:rFonts w:ascii="Times New Roman" w:hAnsi="Times New Roman" w:cs="Times New Roman"/>
-          <w:sz w:val="28"/>
-          <w:szCs w:val="28"/>
-        </w:rPr>
-      </w:pPr>
-    </w:p>
-    <w:p>
-      <w:pPr>
+        <w:jc w:val="both"/>
+        <w:rPr>
+          <w:rFonts w:ascii="Times New Roman" w:hAnsi="Times New Roman" w:cs="Times New Roman"/>
+          <w:sz w:val="28"/>
+          <w:szCs w:val="28"/>
+        </w:rPr>
+      </w:pPr>
+    </w:p>
+    <w:p>
+      <w:pPr>
+        <w:jc w:val="both"/>
         <w:rPr>
           <w:rFonts w:ascii="Times New Roman" w:hAnsi="Times New Roman" w:cs="Times New Roman"/>
           <w:sz w:val="28"/>
@@ -1050,7 +1079,7 @@
           <w:szCs w:val="28"/>
         </w:rPr>
         <w:lastRenderedPageBreak/>
-        <w:t>Клиенты</w:t>
+        <w:t>Клиент</w:t>
       </w:r>
     </w:p>
     <w:p>
@@ -1060,6 +1089,7 @@
           <w:ilvl w:val="0"/>
           <w:numId w:val="10"/>
         </w:numPr>
+        <w:jc w:val="both"/>
         <w:rPr>
           <w:rFonts w:ascii="Times New Roman" w:hAnsi="Times New Roman" w:cs="Times New Roman"/>
           <w:sz w:val="28"/>
@@ -1100,6 +1130,7 @@
           <w:ilvl w:val="0"/>
           <w:numId w:val="10"/>
         </w:numPr>
+        <w:jc w:val="both"/>
         <w:rPr>
           <w:rFonts w:ascii="Times New Roman" w:hAnsi="Times New Roman" w:cs="Times New Roman"/>
           <w:sz w:val="28"/>
@@ -1176,6 +1207,7 @@
           <w:ilvl w:val="0"/>
           <w:numId w:val="10"/>
         </w:numPr>
+        <w:jc w:val="both"/>
         <w:rPr>
           <w:rFonts w:ascii="Times New Roman" w:hAnsi="Times New Roman" w:cs="Times New Roman"/>
           <w:sz w:val="28"/>
@@ -1229,28 +1261,30 @@
     </w:p>
     <w:p>
       <w:pPr>
-        <w:rPr>
-          <w:rFonts w:ascii="Times New Roman" w:hAnsi="Times New Roman" w:cs="Times New Roman"/>
-          <w:sz w:val="28"/>
-          <w:szCs w:val="28"/>
-        </w:rPr>
-      </w:pPr>
-    </w:p>
-    <w:p>
-      <w:pPr>
-        <w:rPr>
-          <w:rFonts w:ascii="Times New Roman" w:hAnsi="Times New Roman" w:cs="Times New Roman"/>
-          <w:sz w:val="28"/>
-          <w:szCs w:val="28"/>
-        </w:rPr>
-      </w:pPr>
-      <w:r>
-        <w:rPr>
-          <w:rFonts w:ascii="Times New Roman" w:hAnsi="Times New Roman" w:cs="Times New Roman"/>
-          <w:sz w:val="28"/>
-          <w:szCs w:val="28"/>
-        </w:rPr>
-        <w:t>Заказы</w:t>
+        <w:jc w:val="both"/>
+        <w:rPr>
+          <w:rFonts w:ascii="Times New Roman" w:hAnsi="Times New Roman" w:cs="Times New Roman"/>
+          <w:sz w:val="28"/>
+          <w:szCs w:val="28"/>
+        </w:rPr>
+      </w:pPr>
+    </w:p>
+    <w:p>
+      <w:pPr>
+        <w:jc w:val="both"/>
+        <w:rPr>
+          <w:rFonts w:ascii="Times New Roman" w:hAnsi="Times New Roman" w:cs="Times New Roman"/>
+          <w:sz w:val="28"/>
+          <w:szCs w:val="28"/>
+        </w:rPr>
+      </w:pPr>
+      <w:r>
+        <w:rPr>
+          <w:rFonts w:ascii="Times New Roman" w:hAnsi="Times New Roman" w:cs="Times New Roman"/>
+          <w:sz w:val="28"/>
+          <w:szCs w:val="28"/>
+        </w:rPr>
+        <w:t>Заказ</w:t>
       </w:r>
     </w:p>
     <w:p>
@@ -1260,6 +1294,7 @@
           <w:ilvl w:val="0"/>
           <w:numId w:val="11"/>
         </w:numPr>
+        <w:jc w:val="both"/>
         <w:rPr>
           <w:rFonts w:ascii="Times New Roman" w:hAnsi="Times New Roman" w:cs="Times New Roman"/>
           <w:sz w:val="28"/>
@@ -1300,6 +1335,7 @@
           <w:ilvl w:val="0"/>
           <w:numId w:val="11"/>
         </w:numPr>
+        <w:jc w:val="both"/>
         <w:rPr>
           <w:rFonts w:ascii="Times New Roman" w:hAnsi="Times New Roman" w:cs="Times New Roman"/>
           <w:sz w:val="28"/>
@@ -1340,6 +1376,7 @@
           <w:ilvl w:val="0"/>
           <w:numId w:val="11"/>
         </w:numPr>
+        <w:jc w:val="both"/>
         <w:rPr>
           <w:rFonts w:ascii="Times New Roman" w:hAnsi="Times New Roman" w:cs="Times New Roman"/>
           <w:sz w:val="28"/>
@@ -1380,6 +1417,7 @@
           <w:ilvl w:val="0"/>
           <w:numId w:val="11"/>
         </w:numPr>
+        <w:jc w:val="both"/>
         <w:rPr>
           <w:rFonts w:ascii="Times New Roman" w:hAnsi="Times New Roman" w:cs="Times New Roman"/>
           <w:sz w:val="28"/>
@@ -1433,15 +1471,17 @@
     </w:p>
     <w:p>
       <w:pPr>
-        <w:rPr>
-          <w:rFonts w:ascii="Times New Roman" w:hAnsi="Times New Roman" w:cs="Times New Roman"/>
-          <w:sz w:val="28"/>
-          <w:szCs w:val="28"/>
-        </w:rPr>
-      </w:pPr>
-    </w:p>
-    <w:p>
-      <w:pPr>
+        <w:jc w:val="both"/>
+        <w:rPr>
+          <w:rFonts w:ascii="Times New Roman" w:hAnsi="Times New Roman" w:cs="Times New Roman"/>
+          <w:sz w:val="28"/>
+          <w:szCs w:val="28"/>
+        </w:rPr>
+      </w:pPr>
+    </w:p>
+    <w:p>
+      <w:pPr>
+        <w:jc w:val="both"/>
         <w:rPr>
           <w:rFonts w:ascii="Times New Roman" w:hAnsi="Times New Roman" w:cs="Times New Roman"/>
           <w:sz w:val="28"/>
@@ -1456,6 +1496,7 @@
           <w:ilvl w:val="0"/>
           <w:numId w:val="1"/>
         </w:numPr>
+        <w:jc w:val="both"/>
         <w:rPr>
           <w:rFonts w:ascii="Times New Roman" w:hAnsi="Times New Roman" w:cs="Times New Roman"/>
           <w:sz w:val="32"/>
@@ -1475,6 +1516,7 @@
     </w:p>
     <w:p>
       <w:pPr>
+        <w:jc w:val="both"/>
         <w:rPr>
           <w:rFonts w:ascii="Times New Roman" w:hAnsi="Times New Roman" w:cs="Times New Roman"/>
           <w:sz w:val="28"/>
@@ -1528,6 +1570,7 @@
     </w:p>
     <w:p>
       <w:pPr>
+        <w:jc w:val="both"/>
         <w:rPr>
           <w:rFonts w:ascii="Times New Roman" w:hAnsi="Times New Roman" w:cs="Times New Roman"/>
           <w:sz w:val="28"/>
@@ -1581,6 +1624,7 @@
     </w:p>
     <w:p>
       <w:pPr>
+        <w:jc w:val="both"/>
         <w:rPr>
           <w:rFonts w:ascii="Times New Roman" w:hAnsi="Times New Roman" w:cs="Times New Roman"/>
           <w:sz w:val="28"/>
@@ -1617,6 +1661,7 @@
     <w:p>
       <w:pPr>
         <w:ind w:left="720"/>
+        <w:jc w:val="both"/>
         <w:rPr>
           <w:rFonts w:ascii="Times New Roman" w:hAnsi="Times New Roman" w:cs="Times New Roman"/>
           <w:sz w:val="28"/>
@@ -1631,6 +1676,7 @@
           <w:ilvl w:val="0"/>
           <w:numId w:val="1"/>
         </w:numPr>
+        <w:jc w:val="both"/>
         <w:rPr>
           <w:rFonts w:ascii="Times New Roman" w:hAnsi="Times New Roman" w:cs="Times New Roman"/>
           <w:sz w:val="32"/>
@@ -1648,6 +1694,7 @@
     </w:p>
     <w:p>
       <w:pPr>
+        <w:jc w:val="both"/>
         <w:rPr>
           <w:rFonts w:ascii="Times New Roman" w:hAnsi="Times New Roman" w:cs="Times New Roman"/>
           <w:sz w:val="28"/>
@@ -1670,6 +1717,7 @@
           <w:ilvl w:val="0"/>
           <w:numId w:val="16"/>
         </w:numPr>
+        <w:jc w:val="both"/>
         <w:rPr>
           <w:rFonts w:ascii="Times New Roman" w:hAnsi="Times New Roman" w:cs="Times New Roman"/>
           <w:sz w:val="28"/>
@@ -1712,6 +1760,7 @@
           <w:ilvl w:val="0"/>
           <w:numId w:val="16"/>
         </w:numPr>
+        <w:jc w:val="both"/>
         <w:rPr>
           <w:rFonts w:ascii="Times New Roman" w:hAnsi="Times New Roman" w:cs="Times New Roman"/>
           <w:sz w:val="28"/>
@@ -1754,6 +1803,7 @@
           <w:ilvl w:val="0"/>
           <w:numId w:val="16"/>
         </w:numPr>
+        <w:jc w:val="both"/>
         <w:rPr>
           <w:rFonts w:ascii="Times New Roman" w:hAnsi="Times New Roman" w:cs="Times New Roman"/>
           <w:sz w:val="28"/>
@@ -1791,6 +1841,7 @@
     </w:p>
     <w:p>
       <w:pPr>
+        <w:jc w:val="both"/>
         <w:rPr>
           <w:rFonts w:ascii="Times New Roman" w:hAnsi="Times New Roman" w:cs="Times New Roman"/>
           <w:sz w:val="28"/>
@@ -1813,6 +1864,7 @@
           <w:ilvl w:val="0"/>
           <w:numId w:val="17"/>
         </w:numPr>
+        <w:jc w:val="both"/>
         <w:rPr>
           <w:rFonts w:ascii="Times New Roman" w:hAnsi="Times New Roman" w:cs="Times New Roman"/>
           <w:sz w:val="28"/>
@@ -1953,6 +2005,7 @@
           <w:ilvl w:val="0"/>
           <w:numId w:val="17"/>
         </w:numPr>
+        <w:jc w:val="both"/>
         <w:rPr>
           <w:rFonts w:ascii="Times New Roman" w:hAnsi="Times New Roman" w:cs="Times New Roman"/>
           <w:sz w:val="28"/>
@@ -2130,6 +2183,7 @@
     <w:p>
       <w:pPr>
         <w:spacing w:after="0"/>
+        <w:jc w:val="both"/>
         <w:rPr>
           <w:rFonts w:ascii="Times New Roman" w:hAnsi="Times New Roman" w:cs="Times New Roman"/>
           <w:sz w:val="28"/>
@@ -2172,6 +2226,7 @@
     <w:p>
       <w:pPr>
         <w:spacing w:after="0"/>
+        <w:jc w:val="both"/>
         <w:rPr>
           <w:rFonts w:ascii="Times New Roman" w:hAnsi="Times New Roman" w:cs="Times New Roman"/>
           <w:sz w:val="28"/>
@@ -6229,6 +6284,24 @@
     </w:p>
     <w:p>
       <w:pPr>
+        <w:spacing w:after="0"/>
+        <w:rPr>
+          <w:rFonts w:ascii="Times New Roman" w:hAnsi="Times New Roman" w:cs="Times New Roman"/>
+          <w:sz w:val="28"/>
+          <w:szCs w:val="28"/>
+        </w:rPr>
+      </w:pPr>
+      <w:r>
+        <w:rPr>
+          <w:rFonts w:ascii="Times New Roman" w:hAnsi="Times New Roman" w:cs="Times New Roman"/>
+          <w:sz w:val="28"/>
+          <w:szCs w:val="28"/>
+        </w:rPr>
+        <w:t>Общий объем базы данных: 68100 байт</w:t>
+      </w:r>
+    </w:p>
+    <w:p>
+      <w:pPr>
         <w:spacing w:after="0" w:line="360" w:lineRule="auto"/>
         <w:jc w:val="both"/>
         <w:rPr>
@@ -6242,11 +6315,1795 @@
     </w:p>
     <w:p>
       <w:pPr>
-        <w:rPr>
-          <w:rFonts w:ascii="Times New Roman" w:hAnsi="Times New Roman" w:cs="Times New Roman"/>
-          <w:sz w:val="28"/>
-          <w:szCs w:val="28"/>
-          <w:lang w:val="en-US"/>
+        <w:spacing w:after="0" w:line="360" w:lineRule="auto"/>
+        <w:jc w:val="both"/>
+        <w:rPr>
+          <w:rFonts w:ascii="Times New Roman" w:hAnsi="Times New Roman" w:cs="Times New Roman"/>
+          <w:b/>
+          <w:bCs/>
+          <w:sz w:val="28"/>
+          <w:szCs w:val="28"/>
+        </w:rPr>
+      </w:pPr>
+    </w:p>
+    <w:p>
+      <w:pPr>
+        <w:rPr>
+          <w:rFonts w:ascii="Times New Roman" w:hAnsi="Times New Roman" w:cs="Times New Roman"/>
+          <w:sz w:val="28"/>
+          <w:szCs w:val="28"/>
+        </w:rPr>
+      </w:pPr>
+    </w:p>
+    <w:p>
+      <w:pPr>
+        <w:pStyle w:val="a7"/>
+        <w:numPr>
+          <w:ilvl w:val="0"/>
+          <w:numId w:val="1"/>
+        </w:numPr>
+        <w:spacing w:after="0" w:line="360" w:lineRule="auto"/>
+        <w:jc w:val="both"/>
+        <w:rPr>
+          <w:rFonts w:ascii="Times New Roman" w:hAnsi="Times New Roman" w:cs="Times New Roman"/>
+          <w:b/>
+          <w:bCs/>
+          <w:sz w:val="32"/>
+          <w:szCs w:val="32"/>
+        </w:rPr>
+      </w:pPr>
+      <w:r>
+        <w:rPr>
+          <w:rFonts w:ascii="Times New Roman" w:hAnsi="Times New Roman" w:cs="Times New Roman"/>
+          <w:b/>
+          <w:bCs/>
+          <w:sz w:val="32"/>
+          <w:szCs w:val="32"/>
+        </w:rPr>
+        <w:t>СОЗДАНИЕ БД</w:t>
+      </w:r>
+    </w:p>
+    <w:p>
+      <w:pPr>
+        <w:rPr>
+          <w:rFonts w:ascii="Times New Roman" w:hAnsi="Times New Roman" w:cs="Times New Roman"/>
+          <w:sz w:val="28"/>
+          <w:szCs w:val="28"/>
+        </w:rPr>
+      </w:pPr>
+      <w:r>
+        <w:rPr>
+          <w:rFonts w:ascii="Times New Roman" w:hAnsi="Times New Roman" w:cs="Times New Roman"/>
+          <w:sz w:val="28"/>
+          <w:szCs w:val="28"/>
+        </w:rPr>
+        <w:br/>
+      </w:r>
+      <w:r>
+        <w:rPr>
+          <w:rFonts w:ascii="Times New Roman" w:hAnsi="Times New Roman" w:cs="Times New Roman"/>
+          <w:sz w:val="28"/>
+          <w:szCs w:val="28"/>
+        </w:rPr>
+        <w:t>Таблица пользователи:</w:t>
+      </w:r>
+    </w:p>
+    <w:p>
+      <w:pPr>
+        <w:rPr>
+          <w:rFonts w:ascii="Times New Roman" w:hAnsi="Times New Roman" w:cs="Times New Roman"/>
+          <w:sz w:val="28"/>
+          <w:szCs w:val="28"/>
+        </w:rPr>
+      </w:pPr>
+      <w:r>
+        <w:rPr>
+          <w:rFonts w:ascii="Times New Roman" w:hAnsi="Times New Roman" w:cs="Times New Roman"/>
+          <w:sz w:val="28"/>
+          <w:szCs w:val="28"/>
+          <w:lang w:val="en-US"/>
+        </w:rPr>
+        <w:t>CREATE</w:t>
+      </w:r>
+      <w:r>
+        <w:rPr>
+          <w:rFonts w:ascii="Times New Roman" w:hAnsi="Times New Roman" w:cs="Times New Roman"/>
+          <w:sz w:val="28"/>
+          <w:szCs w:val="28"/>
+        </w:rPr>
+        <w:t xml:space="preserve"> </w:t>
+      </w:r>
+      <w:r>
+        <w:rPr>
+          <w:rFonts w:ascii="Times New Roman" w:hAnsi="Times New Roman" w:cs="Times New Roman"/>
+          <w:sz w:val="28"/>
+          <w:szCs w:val="28"/>
+          <w:lang w:val="en-US"/>
+        </w:rPr>
+        <w:t>TABLE</w:t>
+      </w:r>
+      <w:r>
+        <w:rPr>
+          <w:rFonts w:ascii="Times New Roman" w:hAnsi="Times New Roman" w:cs="Times New Roman"/>
+          <w:sz w:val="28"/>
+          <w:szCs w:val="28"/>
+        </w:rPr>
+        <w:t xml:space="preserve"> </w:t>
+      </w:r>
+      <w:r>
+        <w:rPr>
+          <w:rFonts w:ascii="Times New Roman" w:hAnsi="Times New Roman" w:cs="Times New Roman"/>
+          <w:sz w:val="28"/>
+          <w:szCs w:val="28"/>
+          <w:lang w:val="en-US"/>
+        </w:rPr>
+        <w:t>users</w:t>
+      </w:r>
+      <w:r>
+        <w:rPr>
+          <w:rFonts w:ascii="Times New Roman" w:hAnsi="Times New Roman" w:cs="Times New Roman"/>
+          <w:sz w:val="28"/>
+          <w:szCs w:val="28"/>
+        </w:rPr>
+        <w:t xml:space="preserve"> (</w:t>
+      </w:r>
+    </w:p>
+    <w:p>
+      <w:pPr>
+        <w:rPr>
+          <w:rFonts w:ascii="Times New Roman" w:hAnsi="Times New Roman" w:cs="Times New Roman"/>
+          <w:sz w:val="28"/>
+          <w:szCs w:val="28"/>
+          <w:lang w:val="en-US"/>
+        </w:rPr>
+      </w:pPr>
+      <w:r>
+        <w:rPr>
+          <w:rFonts w:ascii="Times New Roman" w:hAnsi="Times New Roman" w:cs="Times New Roman"/>
+          <w:sz w:val="28"/>
+          <w:szCs w:val="28"/>
+        </w:rPr>
+        <w:t xml:space="preserve">    </w:t>
+      </w:r>
+      <w:r>
+        <w:rPr>
+          <w:rFonts w:ascii="Times New Roman" w:hAnsi="Times New Roman" w:cs="Times New Roman"/>
+          <w:sz w:val="28"/>
+          <w:szCs w:val="28"/>
+          <w:lang w:val="en-US"/>
+        </w:rPr>
+        <w:t>id INTEGER PRIMARY KEY AUTOINCREMENT,</w:t>
+      </w:r>
+    </w:p>
+    <w:p>
+      <w:pPr>
+        <w:rPr>
+          <w:rFonts w:ascii="Times New Roman" w:hAnsi="Times New Roman" w:cs="Times New Roman"/>
+          <w:sz w:val="28"/>
+          <w:szCs w:val="28"/>
+          <w:lang w:val="en-US"/>
+        </w:rPr>
+      </w:pPr>
+      <w:r>
+        <w:rPr>
+          <w:rFonts w:ascii="Times New Roman" w:hAnsi="Times New Roman" w:cs="Times New Roman"/>
+          <w:sz w:val="28"/>
+          <w:szCs w:val="28"/>
+          <w:lang w:val="en-US"/>
+        </w:rPr>
+        <w:t xml:space="preserve">    login TEXT NOT NULL UNIQUE,</w:t>
+      </w:r>
+    </w:p>
+    <w:p>
+      <w:pPr>
+        <w:rPr>
+          <w:rFonts w:ascii="Times New Roman" w:hAnsi="Times New Roman" w:cs="Times New Roman"/>
+          <w:sz w:val="28"/>
+          <w:szCs w:val="28"/>
+        </w:rPr>
+      </w:pPr>
+      <w:r>
+        <w:rPr>
+          <w:rFonts w:ascii="Times New Roman" w:hAnsi="Times New Roman" w:cs="Times New Roman"/>
+          <w:sz w:val="28"/>
+          <w:szCs w:val="28"/>
+          <w:lang w:val="en-US"/>
+        </w:rPr>
+        <w:t xml:space="preserve">    password</w:t>
+      </w:r>
+      <w:r>
+        <w:rPr>
+          <w:rFonts w:ascii="Times New Roman" w:hAnsi="Times New Roman" w:cs="Times New Roman"/>
+          <w:sz w:val="28"/>
+          <w:szCs w:val="28"/>
+        </w:rPr>
+        <w:t xml:space="preserve"> </w:t>
+      </w:r>
+      <w:r>
+        <w:rPr>
+          <w:rFonts w:ascii="Times New Roman" w:hAnsi="Times New Roman" w:cs="Times New Roman"/>
+          <w:sz w:val="28"/>
+          <w:szCs w:val="28"/>
+          <w:lang w:val="en-US"/>
+        </w:rPr>
+        <w:t>TEXT</w:t>
+      </w:r>
+      <w:r>
+        <w:rPr>
+          <w:rFonts w:ascii="Times New Roman" w:hAnsi="Times New Roman" w:cs="Times New Roman"/>
+          <w:sz w:val="28"/>
+          <w:szCs w:val="28"/>
+        </w:rPr>
+        <w:t xml:space="preserve"> </w:t>
+      </w:r>
+      <w:r>
+        <w:rPr>
+          <w:rFonts w:ascii="Times New Roman" w:hAnsi="Times New Roman" w:cs="Times New Roman"/>
+          <w:sz w:val="28"/>
+          <w:szCs w:val="28"/>
+          <w:lang w:val="en-US"/>
+        </w:rPr>
+        <w:t>NOT</w:t>
+      </w:r>
+      <w:r>
+        <w:rPr>
+          <w:rFonts w:ascii="Times New Roman" w:hAnsi="Times New Roman" w:cs="Times New Roman"/>
+          <w:sz w:val="28"/>
+          <w:szCs w:val="28"/>
+        </w:rPr>
+        <w:t xml:space="preserve"> </w:t>
+      </w:r>
+      <w:r>
+        <w:rPr>
+          <w:rFonts w:ascii="Times New Roman" w:hAnsi="Times New Roman" w:cs="Times New Roman"/>
+          <w:sz w:val="28"/>
+          <w:szCs w:val="28"/>
+          <w:lang w:val="en-US"/>
+        </w:rPr>
+        <w:t>NULL</w:t>
+      </w:r>
+    </w:p>
+    <w:p>
+      <w:pPr>
+        <w:rPr>
+          <w:rFonts w:ascii="Times New Roman" w:hAnsi="Times New Roman" w:cs="Times New Roman"/>
+          <w:sz w:val="28"/>
+          <w:szCs w:val="28"/>
+        </w:rPr>
+      </w:pPr>
+      <w:r>
+        <w:rPr>
+          <w:rFonts w:ascii="Times New Roman" w:hAnsi="Times New Roman" w:cs="Times New Roman"/>
+          <w:sz w:val="28"/>
+          <w:szCs w:val="28"/>
+        </w:rPr>
+        <w:t>);</w:t>
+      </w:r>
+    </w:p>
+    <w:p>
+      <w:pPr>
+        <w:rPr>
+          <w:rFonts w:ascii="Times New Roman" w:hAnsi="Times New Roman" w:cs="Times New Roman"/>
+          <w:sz w:val="28"/>
+          <w:szCs w:val="28"/>
+        </w:rPr>
+      </w:pPr>
+    </w:p>
+    <w:p>
+      <w:pPr>
+        <w:jc w:val="center"/>
+        <w:rPr>
+          <w:rFonts w:ascii="Times New Roman" w:hAnsi="Times New Roman" w:cs="Times New Roman"/>
+          <w:sz w:val="28"/>
+          <w:szCs w:val="28"/>
+        </w:rPr>
+      </w:pPr>
+      <w:r>
+        <w:rPr>
+          <w:noProof/>
+        </w:rPr>
+        <w:drawing>
+          <wp:inline distT="0" distB="0" distL="0" distR="0" wp14:anchorId="3CA5473B" wp14:editId="31E04D8B">
+            <wp:extent cx="3106693" cy="1152762"/>
+            <wp:effectExtent l="0" t="0" r="0" b="9525"/>
+            <wp:docPr id="377624032" name="Рисунок 1"/>
+            <wp:cNvGraphicFramePr>
+              <a:graphicFrameLocks xmlns:a="http://schemas.openxmlformats.org/drawingml/2006/main" noChangeAspect="1"/>
+            </wp:cNvGraphicFramePr>
+            <a:graphic xmlns:a="http://schemas.openxmlformats.org/drawingml/2006/main">
+              <a:graphicData uri="http://schemas.openxmlformats.org/drawingml/2006/picture">
+                <pic:pic xmlns:pic="http://schemas.openxmlformats.org/drawingml/2006/picture">
+                  <pic:nvPicPr>
+                    <pic:cNvPr id="377624032" name=""/>
+                    <pic:cNvPicPr/>
+                  </pic:nvPicPr>
+                  <pic:blipFill>
+                    <a:blip r:embed="rId9"/>
+                    <a:stretch>
+                      <a:fillRect/>
+                    </a:stretch>
+                  </pic:blipFill>
+                  <pic:spPr>
+                    <a:xfrm>
+                      <a:off x="0" y="0"/>
+                      <a:ext cx="3115289" cy="1155952"/>
+                    </a:xfrm>
+                    <a:prstGeom prst="rect">
+                      <a:avLst/>
+                    </a:prstGeom>
+                  </pic:spPr>
+                </pic:pic>
+              </a:graphicData>
+            </a:graphic>
+          </wp:inline>
+        </w:drawing>
+      </w:r>
+    </w:p>
+    <w:p>
+      <w:pPr>
+        <w:jc w:val="center"/>
+        <w:rPr>
+          <w:rFonts w:ascii="Times New Roman" w:hAnsi="Times New Roman" w:cs="Times New Roman"/>
+          <w:sz w:val="28"/>
+          <w:szCs w:val="28"/>
+        </w:rPr>
+      </w:pPr>
+      <w:r>
+        <w:rPr>
+          <w:rFonts w:ascii="Times New Roman" w:hAnsi="Times New Roman" w:cs="Times New Roman"/>
+          <w:sz w:val="28"/>
+          <w:szCs w:val="28"/>
+        </w:rPr>
+        <w:t>Рисунок 3. Пользователи</w:t>
+      </w:r>
+    </w:p>
+    <w:p>
+      <w:pPr>
+        <w:rPr>
+          <w:rFonts w:ascii="Times New Roman" w:hAnsi="Times New Roman" w:cs="Times New Roman"/>
+          <w:sz w:val="28"/>
+          <w:szCs w:val="28"/>
+        </w:rPr>
+      </w:pPr>
+    </w:p>
+    <w:p>
+      <w:pPr>
+        <w:rPr>
+          <w:rFonts w:ascii="Times New Roman" w:hAnsi="Times New Roman" w:cs="Times New Roman"/>
+          <w:sz w:val="28"/>
+          <w:szCs w:val="28"/>
+          <w:lang w:val="en-US"/>
+        </w:rPr>
+      </w:pPr>
+      <w:r>
+        <w:rPr>
+          <w:rFonts w:ascii="Times New Roman" w:hAnsi="Times New Roman" w:cs="Times New Roman"/>
+          <w:sz w:val="28"/>
+          <w:szCs w:val="28"/>
+        </w:rPr>
+        <w:lastRenderedPageBreak/>
+        <w:t>Таблица</w:t>
+      </w:r>
+      <w:r>
+        <w:rPr>
+          <w:rFonts w:ascii="Times New Roman" w:hAnsi="Times New Roman" w:cs="Times New Roman"/>
+          <w:sz w:val="28"/>
+          <w:szCs w:val="28"/>
+          <w:lang w:val="en-US"/>
+        </w:rPr>
+        <w:t xml:space="preserve"> </w:t>
+      </w:r>
+      <w:r>
+        <w:rPr>
+          <w:rFonts w:ascii="Times New Roman" w:hAnsi="Times New Roman" w:cs="Times New Roman"/>
+          <w:sz w:val="28"/>
+          <w:szCs w:val="28"/>
+        </w:rPr>
+        <w:t>мебель</w:t>
+      </w:r>
+    </w:p>
+    <w:p>
+      <w:pPr>
+        <w:rPr>
+          <w:rFonts w:ascii="Times New Roman" w:hAnsi="Times New Roman" w:cs="Times New Roman"/>
+          <w:sz w:val="28"/>
+          <w:szCs w:val="28"/>
+          <w:lang w:val="en-US"/>
+        </w:rPr>
+      </w:pPr>
+      <w:r>
+        <w:rPr>
+          <w:rFonts w:ascii="Times New Roman" w:hAnsi="Times New Roman" w:cs="Times New Roman"/>
+          <w:sz w:val="28"/>
+          <w:szCs w:val="28"/>
+          <w:lang w:val="en-US"/>
+        </w:rPr>
+        <w:t>CREATE TABLE furniture (</w:t>
+      </w:r>
+    </w:p>
+    <w:p>
+      <w:pPr>
+        <w:rPr>
+          <w:rFonts w:ascii="Times New Roman" w:hAnsi="Times New Roman" w:cs="Times New Roman"/>
+          <w:sz w:val="28"/>
+          <w:szCs w:val="28"/>
+          <w:lang w:val="en-US"/>
+        </w:rPr>
+      </w:pPr>
+      <w:r>
+        <w:rPr>
+          <w:rFonts w:ascii="Times New Roman" w:hAnsi="Times New Roman" w:cs="Times New Roman"/>
+          <w:sz w:val="28"/>
+          <w:szCs w:val="28"/>
+          <w:lang w:val="en-US"/>
+        </w:rPr>
+        <w:t xml:space="preserve">    </w:t>
+      </w:r>
+      <w:proofErr w:type="spellStart"/>
+      <w:r>
+        <w:rPr>
+          <w:rFonts w:ascii="Times New Roman" w:hAnsi="Times New Roman" w:cs="Times New Roman"/>
+          <w:sz w:val="28"/>
+          <w:szCs w:val="28"/>
+          <w:lang w:val="en-US"/>
+        </w:rPr>
+        <w:t>product_code</w:t>
+      </w:r>
+      <w:proofErr w:type="spellEnd"/>
+      <w:r>
+        <w:rPr>
+          <w:rFonts w:ascii="Times New Roman" w:hAnsi="Times New Roman" w:cs="Times New Roman"/>
+          <w:sz w:val="28"/>
+          <w:szCs w:val="28"/>
+          <w:lang w:val="en-US"/>
+        </w:rPr>
+        <w:t xml:space="preserve"> INTEGER PRIMARY KEY,</w:t>
+      </w:r>
+    </w:p>
+    <w:p>
+      <w:pPr>
+        <w:rPr>
+          <w:rFonts w:ascii="Times New Roman" w:hAnsi="Times New Roman" w:cs="Times New Roman"/>
+          <w:sz w:val="28"/>
+          <w:szCs w:val="28"/>
+          <w:lang w:val="en-US"/>
+        </w:rPr>
+      </w:pPr>
+      <w:r>
+        <w:rPr>
+          <w:rFonts w:ascii="Times New Roman" w:hAnsi="Times New Roman" w:cs="Times New Roman"/>
+          <w:sz w:val="28"/>
+          <w:szCs w:val="28"/>
+          <w:lang w:val="en-US"/>
+        </w:rPr>
+        <w:t xml:space="preserve">    name TEXT NOT NULL,</w:t>
+      </w:r>
+    </w:p>
+    <w:p>
+      <w:pPr>
+        <w:rPr>
+          <w:rFonts w:ascii="Times New Roman" w:hAnsi="Times New Roman" w:cs="Times New Roman"/>
+          <w:sz w:val="28"/>
+          <w:szCs w:val="28"/>
+          <w:lang w:val="en-US"/>
+        </w:rPr>
+      </w:pPr>
+      <w:r>
+        <w:rPr>
+          <w:rFonts w:ascii="Times New Roman" w:hAnsi="Times New Roman" w:cs="Times New Roman"/>
+          <w:sz w:val="28"/>
+          <w:szCs w:val="28"/>
+          <w:lang w:val="en-US"/>
+        </w:rPr>
+        <w:t xml:space="preserve">    type TEXT </w:t>
+      </w:r>
+      <w:proofErr w:type="gramStart"/>
+      <w:r>
+        <w:rPr>
+          <w:rFonts w:ascii="Times New Roman" w:hAnsi="Times New Roman" w:cs="Times New Roman"/>
+          <w:sz w:val="28"/>
+          <w:szCs w:val="28"/>
+          <w:lang w:val="en-US"/>
+        </w:rPr>
+        <w:t>CHECK(</w:t>
+      </w:r>
+      <w:proofErr w:type="gramEnd"/>
+      <w:r>
+        <w:rPr>
+          <w:rFonts w:ascii="Times New Roman" w:hAnsi="Times New Roman" w:cs="Times New Roman"/>
+          <w:sz w:val="28"/>
+          <w:szCs w:val="28"/>
+          <w:lang w:val="en-US"/>
+        </w:rPr>
+        <w:t>type IN ('</w:t>
+      </w:r>
+      <w:proofErr w:type="spellStart"/>
+      <w:r>
+        <w:rPr>
+          <w:rFonts w:ascii="Times New Roman" w:hAnsi="Times New Roman" w:cs="Times New Roman"/>
+          <w:sz w:val="28"/>
+          <w:szCs w:val="28"/>
+          <w:lang w:val="en-US"/>
+        </w:rPr>
+        <w:t>спальная</w:t>
+      </w:r>
+      <w:proofErr w:type="spellEnd"/>
+      <w:r>
+        <w:rPr>
+          <w:rFonts w:ascii="Times New Roman" w:hAnsi="Times New Roman" w:cs="Times New Roman"/>
+          <w:sz w:val="28"/>
+          <w:szCs w:val="28"/>
+          <w:lang w:val="en-US"/>
+        </w:rPr>
+        <w:t>', '</w:t>
+      </w:r>
+      <w:proofErr w:type="spellStart"/>
+      <w:proofErr w:type="gramStart"/>
+      <w:r>
+        <w:rPr>
+          <w:rFonts w:ascii="Times New Roman" w:hAnsi="Times New Roman" w:cs="Times New Roman"/>
+          <w:sz w:val="28"/>
+          <w:szCs w:val="28"/>
+          <w:lang w:val="en-US"/>
+        </w:rPr>
+        <w:t>кухонная</w:t>
+      </w:r>
+      <w:proofErr w:type="spellEnd"/>
+      <w:r>
+        <w:rPr>
+          <w:rFonts w:ascii="Times New Roman" w:hAnsi="Times New Roman" w:cs="Times New Roman"/>
+          <w:sz w:val="28"/>
+          <w:szCs w:val="28"/>
+          <w:lang w:val="en-US"/>
+        </w:rPr>
+        <w:t>')</w:t>
+      </w:r>
+      <w:proofErr w:type="gramEnd"/>
+      <w:r>
+        <w:rPr>
+          <w:rFonts w:ascii="Times New Roman" w:hAnsi="Times New Roman" w:cs="Times New Roman"/>
+          <w:sz w:val="28"/>
+          <w:szCs w:val="28"/>
+          <w:lang w:val="en-US"/>
+        </w:rPr>
+        <w:t>),</w:t>
+      </w:r>
+    </w:p>
+    <w:p>
+      <w:pPr>
+        <w:rPr>
+          <w:rFonts w:ascii="Times New Roman" w:hAnsi="Times New Roman" w:cs="Times New Roman"/>
+          <w:sz w:val="28"/>
+          <w:szCs w:val="28"/>
+          <w:lang w:val="en-US"/>
+        </w:rPr>
+      </w:pPr>
+      <w:r>
+        <w:rPr>
+          <w:rFonts w:ascii="Times New Roman" w:hAnsi="Times New Roman" w:cs="Times New Roman"/>
+          <w:sz w:val="28"/>
+          <w:szCs w:val="28"/>
+          <w:lang w:val="en-US"/>
+        </w:rPr>
+        <w:t xml:space="preserve">    country TEXT,</w:t>
+      </w:r>
+    </w:p>
+    <w:p>
+      <w:pPr>
+        <w:rPr>
+          <w:rFonts w:ascii="Times New Roman" w:hAnsi="Times New Roman" w:cs="Times New Roman"/>
+          <w:sz w:val="28"/>
+          <w:szCs w:val="28"/>
+          <w:lang w:val="en-US"/>
+        </w:rPr>
+      </w:pPr>
+      <w:r>
+        <w:rPr>
+          <w:rFonts w:ascii="Times New Roman" w:hAnsi="Times New Roman" w:cs="Times New Roman"/>
+          <w:sz w:val="28"/>
+          <w:szCs w:val="28"/>
+          <w:lang w:val="en-US"/>
+        </w:rPr>
+        <w:t xml:space="preserve">    </w:t>
+      </w:r>
+      <w:proofErr w:type="spellStart"/>
+      <w:r>
+        <w:rPr>
+          <w:rFonts w:ascii="Times New Roman" w:hAnsi="Times New Roman" w:cs="Times New Roman"/>
+          <w:sz w:val="28"/>
+          <w:szCs w:val="28"/>
+          <w:lang w:val="en-US"/>
+        </w:rPr>
+        <w:t>items_count</w:t>
+      </w:r>
+      <w:proofErr w:type="spellEnd"/>
+      <w:r>
+        <w:rPr>
+          <w:rFonts w:ascii="Times New Roman" w:hAnsi="Times New Roman" w:cs="Times New Roman"/>
+          <w:sz w:val="28"/>
+          <w:szCs w:val="28"/>
+          <w:lang w:val="en-US"/>
+        </w:rPr>
+        <w:t xml:space="preserve"> INTEGER,</w:t>
+      </w:r>
+    </w:p>
+    <w:p>
+      <w:pPr>
+        <w:rPr>
+          <w:rFonts w:ascii="Times New Roman" w:hAnsi="Times New Roman" w:cs="Times New Roman"/>
+          <w:sz w:val="28"/>
+          <w:szCs w:val="28"/>
+          <w:lang w:val="en-US"/>
+        </w:rPr>
+      </w:pPr>
+      <w:r>
+        <w:rPr>
+          <w:rFonts w:ascii="Times New Roman" w:hAnsi="Times New Roman" w:cs="Times New Roman"/>
+          <w:sz w:val="28"/>
+          <w:szCs w:val="28"/>
+          <w:lang w:val="en-US"/>
+        </w:rPr>
+        <w:t xml:space="preserve">    material TEXT,</w:t>
+      </w:r>
+    </w:p>
+    <w:p>
+      <w:pPr>
+        <w:rPr>
+          <w:rFonts w:ascii="Times New Roman" w:hAnsi="Times New Roman" w:cs="Times New Roman"/>
+          <w:sz w:val="28"/>
+          <w:szCs w:val="28"/>
+          <w:lang w:val="en-US"/>
+        </w:rPr>
+      </w:pPr>
+      <w:r>
+        <w:rPr>
+          <w:rFonts w:ascii="Times New Roman" w:hAnsi="Times New Roman" w:cs="Times New Roman"/>
+          <w:sz w:val="28"/>
+          <w:szCs w:val="28"/>
+          <w:lang w:val="en-US"/>
+        </w:rPr>
+        <w:t xml:space="preserve">    color TEXT,</w:t>
+      </w:r>
+    </w:p>
+    <w:p>
+      <w:pPr>
+        <w:rPr>
+          <w:rFonts w:ascii="Times New Roman" w:hAnsi="Times New Roman" w:cs="Times New Roman"/>
+          <w:sz w:val="28"/>
+          <w:szCs w:val="28"/>
+          <w:lang w:val="en-US"/>
+        </w:rPr>
+      </w:pPr>
+      <w:r>
+        <w:rPr>
+          <w:rFonts w:ascii="Times New Roman" w:hAnsi="Times New Roman" w:cs="Times New Roman"/>
+          <w:sz w:val="28"/>
+          <w:szCs w:val="28"/>
+          <w:lang w:val="en-US"/>
+        </w:rPr>
+        <w:t xml:space="preserve">    price REAL</w:t>
+      </w:r>
+    </w:p>
+    <w:p>
+      <w:pPr>
+        <w:rPr>
+          <w:rFonts w:ascii="Times New Roman" w:hAnsi="Times New Roman" w:cs="Times New Roman"/>
+          <w:sz w:val="28"/>
+          <w:szCs w:val="28"/>
+        </w:rPr>
+      </w:pPr>
+      <w:r>
+        <w:rPr>
+          <w:rFonts w:ascii="Times New Roman" w:hAnsi="Times New Roman" w:cs="Times New Roman"/>
+          <w:sz w:val="28"/>
+          <w:szCs w:val="28"/>
+        </w:rPr>
+        <w:t>);</w:t>
+      </w:r>
+    </w:p>
+    <w:p>
+      <w:pPr>
+        <w:rPr>
+          <w:rFonts w:ascii="Times New Roman" w:hAnsi="Times New Roman" w:cs="Times New Roman"/>
+          <w:sz w:val="28"/>
+          <w:szCs w:val="28"/>
+        </w:rPr>
+      </w:pPr>
+    </w:p>
+    <w:p>
+      <w:pPr>
+        <w:jc w:val="center"/>
+        <w:rPr>
+          <w:rFonts w:ascii="Times New Roman" w:hAnsi="Times New Roman" w:cs="Times New Roman"/>
+          <w:sz w:val="28"/>
+          <w:szCs w:val="28"/>
+        </w:rPr>
+      </w:pPr>
+      <w:r>
+        <w:rPr>
+          <w:noProof/>
+        </w:rPr>
+        <w:drawing>
+          <wp:inline distT="0" distB="0" distL="0" distR="0" wp14:anchorId="1C7CB560" wp14:editId="5BE40A29">
+            <wp:extent cx="5940425" cy="2042160"/>
+            <wp:effectExtent l="0" t="0" r="3175" b="0"/>
+            <wp:docPr id="373789084" name="Рисунок 1"/>
+            <wp:cNvGraphicFramePr>
+              <a:graphicFrameLocks xmlns:a="http://schemas.openxmlformats.org/drawingml/2006/main" noChangeAspect="1"/>
+            </wp:cNvGraphicFramePr>
+            <a:graphic xmlns:a="http://schemas.openxmlformats.org/drawingml/2006/main">
+              <a:graphicData uri="http://schemas.openxmlformats.org/drawingml/2006/picture">
+                <pic:pic xmlns:pic="http://schemas.openxmlformats.org/drawingml/2006/picture">
+                  <pic:nvPicPr>
+                    <pic:cNvPr id="373789084" name=""/>
+                    <pic:cNvPicPr/>
+                  </pic:nvPicPr>
+                  <pic:blipFill>
+                    <a:blip r:embed="rId10"/>
+                    <a:stretch>
+                      <a:fillRect/>
+                    </a:stretch>
+                  </pic:blipFill>
+                  <pic:spPr>
+                    <a:xfrm>
+                      <a:off x="0" y="0"/>
+                      <a:ext cx="5997294" cy="2061710"/>
+                    </a:xfrm>
+                    <a:prstGeom prst="rect">
+                      <a:avLst/>
+                    </a:prstGeom>
+                  </pic:spPr>
+                </pic:pic>
+              </a:graphicData>
+            </a:graphic>
+          </wp:inline>
+        </w:drawing>
+      </w:r>
+    </w:p>
+    <w:p>
+      <w:pPr>
+        <w:jc w:val="center"/>
+        <w:rPr>
+          <w:rFonts w:ascii="Times New Roman" w:hAnsi="Times New Roman" w:cs="Times New Roman"/>
+          <w:sz w:val="28"/>
+          <w:szCs w:val="28"/>
+        </w:rPr>
+      </w:pPr>
+    </w:p>
+    <w:p>
+      <w:pPr>
+        <w:jc w:val="center"/>
+        <w:rPr>
+          <w:rFonts w:ascii="Times New Roman" w:hAnsi="Times New Roman" w:cs="Times New Roman"/>
+          <w:sz w:val="28"/>
+          <w:szCs w:val="28"/>
+        </w:rPr>
+      </w:pPr>
+      <w:r>
+        <w:rPr>
+          <w:rFonts w:ascii="Times New Roman" w:hAnsi="Times New Roman" w:cs="Times New Roman"/>
+          <w:sz w:val="28"/>
+          <w:szCs w:val="28"/>
+        </w:rPr>
+        <w:t>Рисунок 4. Мебель</w:t>
+      </w:r>
+    </w:p>
+    <w:p>
+      <w:pPr>
+        <w:rPr>
+          <w:rFonts w:ascii="Times New Roman" w:hAnsi="Times New Roman" w:cs="Times New Roman"/>
+          <w:sz w:val="28"/>
+          <w:szCs w:val="28"/>
+        </w:rPr>
+      </w:pPr>
+    </w:p>
+    <w:p>
+      <w:pPr>
+        <w:rPr>
+          <w:rFonts w:ascii="Times New Roman" w:hAnsi="Times New Roman" w:cs="Times New Roman"/>
+          <w:sz w:val="28"/>
+          <w:szCs w:val="28"/>
+        </w:rPr>
+      </w:pPr>
+    </w:p>
+    <w:p>
+      <w:pPr>
+        <w:rPr>
+          <w:rFonts w:ascii="Times New Roman" w:hAnsi="Times New Roman" w:cs="Times New Roman"/>
+          <w:sz w:val="28"/>
+          <w:szCs w:val="28"/>
+        </w:rPr>
+        <w:sectPr>
+          <w:pgSz w:w="11906" w:h="16838"/>
+          <w:pgMar w:top="1134" w:right="850" w:bottom="1134" w:left="1701" w:header="708" w:footer="708" w:gutter="0"/>
+          <w:cols w:space="708"/>
+          <w:docGrid w:linePitch="360"/>
+        </w:sectPr>
+      </w:pPr>
+    </w:p>
+    <w:p>
+      <w:pPr>
+        <w:rPr>
+          <w:rFonts w:ascii="Times New Roman" w:hAnsi="Times New Roman" w:cs="Times New Roman"/>
+          <w:sz w:val="28"/>
+          <w:szCs w:val="28"/>
+          <w:lang w:val="en-US"/>
+        </w:rPr>
+      </w:pPr>
+      <w:r>
+        <w:rPr>
+          <w:rFonts w:ascii="Times New Roman" w:hAnsi="Times New Roman" w:cs="Times New Roman"/>
+          <w:sz w:val="28"/>
+          <w:szCs w:val="28"/>
+        </w:rPr>
+        <w:lastRenderedPageBreak/>
+        <w:t>Таблица</w:t>
+      </w:r>
+      <w:r>
+        <w:rPr>
+          <w:rFonts w:ascii="Times New Roman" w:hAnsi="Times New Roman" w:cs="Times New Roman"/>
+          <w:sz w:val="28"/>
+          <w:szCs w:val="28"/>
+          <w:lang w:val="en-US"/>
+        </w:rPr>
+        <w:t xml:space="preserve"> </w:t>
+      </w:r>
+      <w:r>
+        <w:rPr>
+          <w:rFonts w:ascii="Times New Roman" w:hAnsi="Times New Roman" w:cs="Times New Roman"/>
+          <w:sz w:val="28"/>
+          <w:szCs w:val="28"/>
+        </w:rPr>
+        <w:t>клиенты</w:t>
+      </w:r>
+    </w:p>
+    <w:p>
+      <w:pPr>
+        <w:rPr>
+          <w:rFonts w:ascii="Times New Roman" w:hAnsi="Times New Roman" w:cs="Times New Roman"/>
+          <w:sz w:val="28"/>
+          <w:szCs w:val="28"/>
+          <w:lang w:val="en-US"/>
+        </w:rPr>
+      </w:pPr>
+      <w:r>
+        <w:rPr>
+          <w:rFonts w:ascii="Times New Roman" w:hAnsi="Times New Roman" w:cs="Times New Roman"/>
+          <w:sz w:val="28"/>
+          <w:szCs w:val="28"/>
+          <w:lang w:val="en-US"/>
+        </w:rPr>
+        <w:t>CREATE TABLE clients (</w:t>
+      </w:r>
+    </w:p>
+    <w:p>
+      <w:pPr>
+        <w:rPr>
+          <w:rFonts w:ascii="Times New Roman" w:hAnsi="Times New Roman" w:cs="Times New Roman"/>
+          <w:sz w:val="28"/>
+          <w:szCs w:val="28"/>
+          <w:lang w:val="en-US"/>
+        </w:rPr>
+      </w:pPr>
+      <w:r>
+        <w:rPr>
+          <w:rFonts w:ascii="Times New Roman" w:hAnsi="Times New Roman" w:cs="Times New Roman"/>
+          <w:sz w:val="28"/>
+          <w:szCs w:val="28"/>
+          <w:lang w:val="en-US"/>
+        </w:rPr>
+        <w:t xml:space="preserve">    </w:t>
+      </w:r>
+      <w:proofErr w:type="spellStart"/>
+      <w:r>
+        <w:rPr>
+          <w:rFonts w:ascii="Times New Roman" w:hAnsi="Times New Roman" w:cs="Times New Roman"/>
+          <w:sz w:val="28"/>
+          <w:szCs w:val="28"/>
+          <w:lang w:val="en-US"/>
+        </w:rPr>
+        <w:t>client_id</w:t>
+      </w:r>
+      <w:proofErr w:type="spellEnd"/>
+      <w:r>
+        <w:rPr>
+          <w:rFonts w:ascii="Times New Roman" w:hAnsi="Times New Roman" w:cs="Times New Roman"/>
+          <w:sz w:val="28"/>
+          <w:szCs w:val="28"/>
+          <w:lang w:val="en-US"/>
+        </w:rPr>
+        <w:t xml:space="preserve"> INTEGER PRIMARY KEY AUTOINCREMENT,</w:t>
+      </w:r>
+    </w:p>
+    <w:p>
+      <w:pPr>
+        <w:rPr>
+          <w:rFonts w:ascii="Times New Roman" w:hAnsi="Times New Roman" w:cs="Times New Roman"/>
+          <w:sz w:val="28"/>
+          <w:szCs w:val="28"/>
+          <w:lang w:val="en-US"/>
+        </w:rPr>
+      </w:pPr>
+      <w:r>
+        <w:rPr>
+          <w:rFonts w:ascii="Times New Roman" w:hAnsi="Times New Roman" w:cs="Times New Roman"/>
+          <w:sz w:val="28"/>
+          <w:szCs w:val="28"/>
+          <w:lang w:val="en-US"/>
+        </w:rPr>
+        <w:t xml:space="preserve">    </w:t>
+      </w:r>
+      <w:proofErr w:type="spellStart"/>
+      <w:r>
+        <w:rPr>
+          <w:rFonts w:ascii="Times New Roman" w:hAnsi="Times New Roman" w:cs="Times New Roman"/>
+          <w:sz w:val="28"/>
+          <w:szCs w:val="28"/>
+          <w:lang w:val="en-US"/>
+        </w:rPr>
+        <w:t>last_name</w:t>
+      </w:r>
+      <w:proofErr w:type="spellEnd"/>
+      <w:r>
+        <w:rPr>
+          <w:rFonts w:ascii="Times New Roman" w:hAnsi="Times New Roman" w:cs="Times New Roman"/>
+          <w:sz w:val="28"/>
+          <w:szCs w:val="28"/>
+          <w:lang w:val="en-US"/>
+        </w:rPr>
+        <w:t xml:space="preserve"> TEXT NOT NULL,</w:t>
+      </w:r>
+    </w:p>
+    <w:p>
+      <w:pPr>
+        <w:rPr>
+          <w:rFonts w:ascii="Times New Roman" w:hAnsi="Times New Roman" w:cs="Times New Roman"/>
+          <w:sz w:val="28"/>
+          <w:szCs w:val="28"/>
+          <w:lang w:val="en-US"/>
+        </w:rPr>
+      </w:pPr>
+      <w:r>
+        <w:rPr>
+          <w:rFonts w:ascii="Times New Roman" w:hAnsi="Times New Roman" w:cs="Times New Roman"/>
+          <w:sz w:val="28"/>
+          <w:szCs w:val="28"/>
+          <w:lang w:val="en-US"/>
+        </w:rPr>
+        <w:t xml:space="preserve">    </w:t>
+      </w:r>
+      <w:proofErr w:type="spellStart"/>
+      <w:r>
+        <w:rPr>
+          <w:rFonts w:ascii="Times New Roman" w:hAnsi="Times New Roman" w:cs="Times New Roman"/>
+          <w:sz w:val="28"/>
+          <w:szCs w:val="28"/>
+          <w:lang w:val="en-US"/>
+        </w:rPr>
+        <w:t>first_name</w:t>
+      </w:r>
+      <w:proofErr w:type="spellEnd"/>
+      <w:r>
+        <w:rPr>
+          <w:rFonts w:ascii="Times New Roman" w:hAnsi="Times New Roman" w:cs="Times New Roman"/>
+          <w:sz w:val="28"/>
+          <w:szCs w:val="28"/>
+          <w:lang w:val="en-US"/>
+        </w:rPr>
+        <w:t xml:space="preserve"> TEXT NOT NULL,</w:t>
+      </w:r>
+    </w:p>
+    <w:p>
+      <w:pPr>
+        <w:rPr>
+          <w:rFonts w:ascii="Times New Roman" w:hAnsi="Times New Roman" w:cs="Times New Roman"/>
+          <w:sz w:val="28"/>
+          <w:szCs w:val="28"/>
+          <w:lang w:val="en-US"/>
+        </w:rPr>
+      </w:pPr>
+      <w:r>
+        <w:rPr>
+          <w:rFonts w:ascii="Times New Roman" w:hAnsi="Times New Roman" w:cs="Times New Roman"/>
+          <w:sz w:val="28"/>
+          <w:szCs w:val="28"/>
+          <w:lang w:val="en-US"/>
+        </w:rPr>
+        <w:t xml:space="preserve">    </w:t>
+      </w:r>
+      <w:proofErr w:type="spellStart"/>
+      <w:r>
+        <w:rPr>
+          <w:rFonts w:ascii="Times New Roman" w:hAnsi="Times New Roman" w:cs="Times New Roman"/>
+          <w:sz w:val="28"/>
+          <w:szCs w:val="28"/>
+          <w:lang w:val="en-US"/>
+        </w:rPr>
+        <w:t>middle_name</w:t>
+      </w:r>
+      <w:proofErr w:type="spellEnd"/>
+      <w:r>
+        <w:rPr>
+          <w:rFonts w:ascii="Times New Roman" w:hAnsi="Times New Roman" w:cs="Times New Roman"/>
+          <w:sz w:val="28"/>
+          <w:szCs w:val="28"/>
+          <w:lang w:val="en-US"/>
+        </w:rPr>
+        <w:t xml:space="preserve"> TEXT,</w:t>
+      </w:r>
+    </w:p>
+    <w:p>
+      <w:pPr>
+        <w:rPr>
+          <w:rFonts w:ascii="Times New Roman" w:hAnsi="Times New Roman" w:cs="Times New Roman"/>
+          <w:sz w:val="28"/>
+          <w:szCs w:val="28"/>
+          <w:lang w:val="en-US"/>
+        </w:rPr>
+      </w:pPr>
+      <w:r>
+        <w:rPr>
+          <w:rFonts w:ascii="Times New Roman" w:hAnsi="Times New Roman" w:cs="Times New Roman"/>
+          <w:sz w:val="28"/>
+          <w:szCs w:val="28"/>
+          <w:lang w:val="en-US"/>
+        </w:rPr>
+        <w:t xml:space="preserve">    address TEXT,</w:t>
+      </w:r>
+    </w:p>
+    <w:p>
+      <w:pPr>
+        <w:rPr>
+          <w:rFonts w:ascii="Times New Roman" w:hAnsi="Times New Roman" w:cs="Times New Roman"/>
+          <w:sz w:val="28"/>
+          <w:szCs w:val="28"/>
+        </w:rPr>
+      </w:pPr>
+      <w:r>
+        <w:rPr>
+          <w:rFonts w:ascii="Times New Roman" w:hAnsi="Times New Roman" w:cs="Times New Roman"/>
+          <w:sz w:val="28"/>
+          <w:szCs w:val="28"/>
+          <w:lang w:val="en-US"/>
+        </w:rPr>
+        <w:t xml:space="preserve">    city</w:t>
+      </w:r>
+      <w:r>
+        <w:rPr>
+          <w:rFonts w:ascii="Times New Roman" w:hAnsi="Times New Roman" w:cs="Times New Roman"/>
+          <w:sz w:val="28"/>
+          <w:szCs w:val="28"/>
+        </w:rPr>
+        <w:t xml:space="preserve"> </w:t>
+      </w:r>
+      <w:r>
+        <w:rPr>
+          <w:rFonts w:ascii="Times New Roman" w:hAnsi="Times New Roman" w:cs="Times New Roman"/>
+          <w:sz w:val="28"/>
+          <w:szCs w:val="28"/>
+          <w:lang w:val="en-US"/>
+        </w:rPr>
+        <w:t>TEXT</w:t>
+      </w:r>
+    </w:p>
+    <w:p>
+      <w:pPr>
+        <w:rPr>
+          <w:rFonts w:ascii="Times New Roman" w:hAnsi="Times New Roman" w:cs="Times New Roman"/>
+          <w:sz w:val="28"/>
+          <w:szCs w:val="28"/>
+        </w:rPr>
+      </w:pPr>
+      <w:r>
+        <w:rPr>
+          <w:rFonts w:ascii="Times New Roman" w:hAnsi="Times New Roman" w:cs="Times New Roman"/>
+          <w:sz w:val="28"/>
+          <w:szCs w:val="28"/>
+        </w:rPr>
+        <w:t>);</w:t>
+      </w:r>
+    </w:p>
+    <w:p>
+      <w:pPr>
+        <w:rPr>
+          <w:rFonts w:ascii="Times New Roman" w:hAnsi="Times New Roman" w:cs="Times New Roman"/>
+          <w:sz w:val="28"/>
+          <w:szCs w:val="28"/>
+        </w:rPr>
+      </w:pPr>
+    </w:p>
+    <w:p>
+      <w:pPr>
+        <w:jc w:val="center"/>
+        <w:rPr>
+          <w:rFonts w:ascii="Times New Roman" w:hAnsi="Times New Roman" w:cs="Times New Roman"/>
+          <w:sz w:val="28"/>
+          <w:szCs w:val="28"/>
+        </w:rPr>
+      </w:pPr>
+      <w:r>
+        <w:rPr>
+          <w:noProof/>
+        </w:rPr>
+        <w:drawing>
+          <wp:inline distT="0" distB="0" distL="0" distR="0" wp14:anchorId="05959453" wp14:editId="37105E60">
+            <wp:extent cx="5940425" cy="2622550"/>
+            <wp:effectExtent l="0" t="0" r="3175" b="6350"/>
+            <wp:docPr id="1455767731" name="Рисунок 1"/>
+            <wp:cNvGraphicFramePr>
+              <a:graphicFrameLocks xmlns:a="http://schemas.openxmlformats.org/drawingml/2006/main" noChangeAspect="1"/>
+            </wp:cNvGraphicFramePr>
+            <a:graphic xmlns:a="http://schemas.openxmlformats.org/drawingml/2006/main">
+              <a:graphicData uri="http://schemas.openxmlformats.org/drawingml/2006/picture">
+                <pic:pic xmlns:pic="http://schemas.openxmlformats.org/drawingml/2006/picture">
+                  <pic:nvPicPr>
+                    <pic:cNvPr id="1455767731" name=""/>
+                    <pic:cNvPicPr/>
+                  </pic:nvPicPr>
+                  <pic:blipFill>
+                    <a:blip r:embed="rId11"/>
+                    <a:stretch>
+                      <a:fillRect/>
+                    </a:stretch>
+                  </pic:blipFill>
+                  <pic:spPr>
+                    <a:xfrm>
+                      <a:off x="0" y="0"/>
+                      <a:ext cx="5940425" cy="2622550"/>
+                    </a:xfrm>
+                    <a:prstGeom prst="rect">
+                      <a:avLst/>
+                    </a:prstGeom>
+                  </pic:spPr>
+                </pic:pic>
+              </a:graphicData>
+            </a:graphic>
+          </wp:inline>
+        </w:drawing>
+      </w:r>
+    </w:p>
+    <w:p>
+      <w:pPr>
+        <w:jc w:val="center"/>
+        <w:rPr>
+          <w:rFonts w:ascii="Times New Roman" w:hAnsi="Times New Roman" w:cs="Times New Roman"/>
+          <w:sz w:val="28"/>
+          <w:szCs w:val="28"/>
+        </w:rPr>
+      </w:pPr>
+    </w:p>
+    <w:p>
+      <w:pPr>
+        <w:jc w:val="center"/>
+        <w:rPr>
+          <w:rFonts w:ascii="Times New Roman" w:hAnsi="Times New Roman" w:cs="Times New Roman"/>
+          <w:sz w:val="28"/>
+          <w:szCs w:val="28"/>
+        </w:rPr>
+      </w:pPr>
+      <w:r>
+        <w:rPr>
+          <w:rFonts w:ascii="Times New Roman" w:hAnsi="Times New Roman" w:cs="Times New Roman"/>
+          <w:sz w:val="28"/>
+          <w:szCs w:val="28"/>
+        </w:rPr>
+        <w:t>Рисунок 5. Клиенты</w:t>
+      </w:r>
+    </w:p>
+    <w:p>
+      <w:pPr>
+        <w:rPr>
+          <w:rFonts w:ascii="Times New Roman" w:hAnsi="Times New Roman" w:cs="Times New Roman"/>
+          <w:sz w:val="28"/>
+          <w:szCs w:val="28"/>
+        </w:rPr>
+      </w:pPr>
+    </w:p>
+    <w:p>
+      <w:pPr>
+        <w:rPr>
+          <w:rFonts w:ascii="Times New Roman" w:hAnsi="Times New Roman" w:cs="Times New Roman"/>
+          <w:sz w:val="28"/>
+          <w:szCs w:val="28"/>
+        </w:rPr>
+      </w:pPr>
+      <w:r>
+        <w:rPr>
+          <w:rFonts w:ascii="Times New Roman" w:hAnsi="Times New Roman" w:cs="Times New Roman"/>
+          <w:sz w:val="28"/>
+          <w:szCs w:val="28"/>
+        </w:rPr>
+        <w:t>Запросы:</w:t>
+      </w:r>
+    </w:p>
+    <w:p>
+      <w:pPr>
+        <w:rPr>
+          <w:rFonts w:ascii="Times New Roman" w:hAnsi="Times New Roman" w:cs="Times New Roman"/>
+          <w:sz w:val="28"/>
+          <w:szCs w:val="28"/>
+        </w:rPr>
+      </w:pPr>
+    </w:p>
+    <w:p>
+      <w:pPr>
+        <w:rPr>
+          <w:rFonts w:ascii="Times New Roman" w:hAnsi="Times New Roman" w:cs="Times New Roman"/>
+          <w:sz w:val="28"/>
+          <w:szCs w:val="28"/>
+        </w:rPr>
+      </w:pPr>
+    </w:p>
+    <w:p>
+      <w:pPr>
+        <w:rPr>
+          <w:rFonts w:ascii="Times New Roman" w:hAnsi="Times New Roman" w:cs="Times New Roman"/>
+          <w:sz w:val="28"/>
+          <w:szCs w:val="28"/>
+        </w:rPr>
+      </w:pPr>
+    </w:p>
+    <w:p>
+      <w:pPr>
+        <w:rPr>
+          <w:rFonts w:ascii="Times New Roman" w:hAnsi="Times New Roman" w:cs="Times New Roman"/>
+          <w:sz w:val="28"/>
+          <w:szCs w:val="28"/>
+        </w:rPr>
+      </w:pPr>
+    </w:p>
+    <w:p>
+      <w:pPr>
+        <w:rPr>
+          <w:rFonts w:ascii="Times New Roman" w:hAnsi="Times New Roman" w:cs="Times New Roman"/>
+          <w:sz w:val="28"/>
+          <w:szCs w:val="28"/>
+        </w:rPr>
+        <w:sectPr>
+          <w:pgSz w:w="11906" w:h="16838"/>
+          <w:pgMar w:top="1134" w:right="850" w:bottom="1134" w:left="1701" w:header="708" w:footer="708" w:gutter="0"/>
+          <w:cols w:space="708"/>
+          <w:docGrid w:linePitch="360"/>
+        </w:sectPr>
+      </w:pPr>
+    </w:p>
+    <w:p>
+      <w:pPr>
+        <w:rPr>
+          <w:rFonts w:ascii="Times New Roman" w:hAnsi="Times New Roman" w:cs="Times New Roman"/>
+          <w:sz w:val="28"/>
+          <w:szCs w:val="28"/>
+        </w:rPr>
+      </w:pPr>
+      <w:r>
+        <w:rPr>
+          <w:rFonts w:ascii="Times New Roman" w:hAnsi="Times New Roman" w:cs="Times New Roman"/>
+          <w:sz w:val="28"/>
+          <w:szCs w:val="28"/>
+        </w:rPr>
+        <w:lastRenderedPageBreak/>
+        <w:t>Таблица заказы</w:t>
+      </w:r>
+    </w:p>
+    <w:p>
+      <w:pPr>
+        <w:rPr>
+          <w:rFonts w:ascii="Times New Roman" w:hAnsi="Times New Roman" w:cs="Times New Roman"/>
+          <w:sz w:val="28"/>
+          <w:szCs w:val="28"/>
+          <w:lang w:val="en-US"/>
+        </w:rPr>
+      </w:pPr>
+      <w:r>
+        <w:rPr>
+          <w:rFonts w:ascii="Times New Roman" w:hAnsi="Times New Roman" w:cs="Times New Roman"/>
+          <w:sz w:val="28"/>
+          <w:szCs w:val="28"/>
+          <w:lang w:val="en-US"/>
+        </w:rPr>
+        <w:t>CREATE TABLE orders (</w:t>
+      </w:r>
+    </w:p>
+    <w:p>
+      <w:pPr>
+        <w:rPr>
+          <w:rFonts w:ascii="Times New Roman" w:hAnsi="Times New Roman" w:cs="Times New Roman"/>
+          <w:sz w:val="28"/>
+          <w:szCs w:val="28"/>
+          <w:lang w:val="en-US"/>
+        </w:rPr>
+      </w:pPr>
+      <w:r>
+        <w:rPr>
+          <w:rFonts w:ascii="Times New Roman" w:hAnsi="Times New Roman" w:cs="Times New Roman"/>
+          <w:sz w:val="28"/>
+          <w:szCs w:val="28"/>
+          <w:lang w:val="en-US"/>
+        </w:rPr>
+        <w:t xml:space="preserve">    </w:t>
+      </w:r>
+      <w:proofErr w:type="spellStart"/>
+      <w:r>
+        <w:rPr>
+          <w:rFonts w:ascii="Times New Roman" w:hAnsi="Times New Roman" w:cs="Times New Roman"/>
+          <w:sz w:val="28"/>
+          <w:szCs w:val="28"/>
+          <w:lang w:val="en-US"/>
+        </w:rPr>
+        <w:t>order_id</w:t>
+      </w:r>
+      <w:proofErr w:type="spellEnd"/>
+      <w:r>
+        <w:rPr>
+          <w:rFonts w:ascii="Times New Roman" w:hAnsi="Times New Roman" w:cs="Times New Roman"/>
+          <w:sz w:val="28"/>
+          <w:szCs w:val="28"/>
+          <w:lang w:val="en-US"/>
+        </w:rPr>
+        <w:t xml:space="preserve"> INTEGER PRIMARY KEY AUTOINCREMENT,</w:t>
+      </w:r>
+    </w:p>
+    <w:p>
+      <w:pPr>
+        <w:rPr>
+          <w:rFonts w:ascii="Times New Roman" w:hAnsi="Times New Roman" w:cs="Times New Roman"/>
+          <w:sz w:val="28"/>
+          <w:szCs w:val="28"/>
+          <w:lang w:val="en-US"/>
+        </w:rPr>
+      </w:pPr>
+      <w:r>
+        <w:rPr>
+          <w:rFonts w:ascii="Times New Roman" w:hAnsi="Times New Roman" w:cs="Times New Roman"/>
+          <w:sz w:val="28"/>
+          <w:szCs w:val="28"/>
+          <w:lang w:val="en-US"/>
+        </w:rPr>
+        <w:t xml:space="preserve">    </w:t>
+      </w:r>
+      <w:proofErr w:type="spellStart"/>
+      <w:r>
+        <w:rPr>
+          <w:rFonts w:ascii="Times New Roman" w:hAnsi="Times New Roman" w:cs="Times New Roman"/>
+          <w:sz w:val="28"/>
+          <w:szCs w:val="28"/>
+          <w:lang w:val="en-US"/>
+        </w:rPr>
+        <w:t>client_id</w:t>
+      </w:r>
+      <w:proofErr w:type="spellEnd"/>
+      <w:r>
+        <w:rPr>
+          <w:rFonts w:ascii="Times New Roman" w:hAnsi="Times New Roman" w:cs="Times New Roman"/>
+          <w:sz w:val="28"/>
+          <w:szCs w:val="28"/>
+          <w:lang w:val="en-US"/>
+        </w:rPr>
+        <w:t xml:space="preserve"> INTEGER NOT NULL,</w:t>
+      </w:r>
+    </w:p>
+    <w:p>
+      <w:pPr>
+        <w:rPr>
+          <w:rFonts w:ascii="Times New Roman" w:hAnsi="Times New Roman" w:cs="Times New Roman"/>
+          <w:sz w:val="28"/>
+          <w:szCs w:val="28"/>
+          <w:lang w:val="en-US"/>
+        </w:rPr>
+      </w:pPr>
+      <w:r>
+        <w:rPr>
+          <w:rFonts w:ascii="Times New Roman" w:hAnsi="Times New Roman" w:cs="Times New Roman"/>
+          <w:sz w:val="28"/>
+          <w:szCs w:val="28"/>
+          <w:lang w:val="en-US"/>
+        </w:rPr>
+        <w:t xml:space="preserve">    </w:t>
+      </w:r>
+      <w:proofErr w:type="spellStart"/>
+      <w:r>
+        <w:rPr>
+          <w:rFonts w:ascii="Times New Roman" w:hAnsi="Times New Roman" w:cs="Times New Roman"/>
+          <w:sz w:val="28"/>
+          <w:szCs w:val="28"/>
+          <w:lang w:val="en-US"/>
+        </w:rPr>
+        <w:t>product_code</w:t>
+      </w:r>
+      <w:proofErr w:type="spellEnd"/>
+      <w:r>
+        <w:rPr>
+          <w:rFonts w:ascii="Times New Roman" w:hAnsi="Times New Roman" w:cs="Times New Roman"/>
+          <w:sz w:val="28"/>
+          <w:szCs w:val="28"/>
+          <w:lang w:val="en-US"/>
+        </w:rPr>
+        <w:t xml:space="preserve"> INTEGER NOT NULL,</w:t>
+      </w:r>
+    </w:p>
+    <w:p>
+      <w:pPr>
+        <w:rPr>
+          <w:rFonts w:ascii="Times New Roman" w:hAnsi="Times New Roman" w:cs="Times New Roman"/>
+          <w:sz w:val="28"/>
+          <w:szCs w:val="28"/>
+          <w:lang w:val="en-US"/>
+        </w:rPr>
+      </w:pPr>
+      <w:r>
+        <w:rPr>
+          <w:rFonts w:ascii="Times New Roman" w:hAnsi="Times New Roman" w:cs="Times New Roman"/>
+          <w:sz w:val="28"/>
+          <w:szCs w:val="28"/>
+          <w:lang w:val="en-US"/>
+        </w:rPr>
+        <w:t xml:space="preserve">    </w:t>
+      </w:r>
+      <w:proofErr w:type="spellStart"/>
+      <w:r>
+        <w:rPr>
+          <w:rFonts w:ascii="Times New Roman" w:hAnsi="Times New Roman" w:cs="Times New Roman"/>
+          <w:sz w:val="28"/>
+          <w:szCs w:val="28"/>
+          <w:lang w:val="en-US"/>
+        </w:rPr>
+        <w:t>order_date</w:t>
+      </w:r>
+      <w:proofErr w:type="spellEnd"/>
+      <w:r>
+        <w:rPr>
+          <w:rFonts w:ascii="Times New Roman" w:hAnsi="Times New Roman" w:cs="Times New Roman"/>
+          <w:sz w:val="28"/>
+          <w:szCs w:val="28"/>
+          <w:lang w:val="en-US"/>
+        </w:rPr>
+        <w:t xml:space="preserve"> TEXT NOT NULL, -- в </w:t>
+      </w:r>
+      <w:proofErr w:type="spellStart"/>
+      <w:r>
+        <w:rPr>
+          <w:rFonts w:ascii="Times New Roman" w:hAnsi="Times New Roman" w:cs="Times New Roman"/>
+          <w:sz w:val="28"/>
+          <w:szCs w:val="28"/>
+          <w:lang w:val="en-US"/>
+        </w:rPr>
+        <w:t>формате</w:t>
+      </w:r>
+      <w:proofErr w:type="spellEnd"/>
+      <w:r>
+        <w:rPr>
+          <w:rFonts w:ascii="Times New Roman" w:hAnsi="Times New Roman" w:cs="Times New Roman"/>
+          <w:sz w:val="28"/>
+          <w:szCs w:val="28"/>
+          <w:lang w:val="en-US"/>
+        </w:rPr>
+        <w:t xml:space="preserve"> YYYY-MM-DD</w:t>
+      </w:r>
+    </w:p>
+    <w:p>
+      <w:pPr>
+        <w:rPr>
+          <w:rFonts w:ascii="Times New Roman" w:hAnsi="Times New Roman" w:cs="Times New Roman"/>
+          <w:sz w:val="28"/>
+          <w:szCs w:val="28"/>
+          <w:lang w:val="en-US"/>
+        </w:rPr>
+      </w:pPr>
+      <w:r>
+        <w:rPr>
+          <w:rFonts w:ascii="Times New Roman" w:hAnsi="Times New Roman" w:cs="Times New Roman"/>
+          <w:sz w:val="28"/>
+          <w:szCs w:val="28"/>
+          <w:lang w:val="en-US"/>
+        </w:rPr>
+        <w:t xml:space="preserve">    </w:t>
+      </w:r>
+      <w:proofErr w:type="spellStart"/>
+      <w:r>
+        <w:rPr>
+          <w:rFonts w:ascii="Times New Roman" w:hAnsi="Times New Roman" w:cs="Times New Roman"/>
+          <w:sz w:val="28"/>
+          <w:szCs w:val="28"/>
+          <w:lang w:val="en-US"/>
+        </w:rPr>
+        <w:t>discount_percent</w:t>
+      </w:r>
+      <w:proofErr w:type="spellEnd"/>
+      <w:r>
+        <w:rPr>
+          <w:rFonts w:ascii="Times New Roman" w:hAnsi="Times New Roman" w:cs="Times New Roman"/>
+          <w:sz w:val="28"/>
+          <w:szCs w:val="28"/>
+          <w:lang w:val="en-US"/>
+        </w:rPr>
+        <w:t xml:space="preserve"> REAL DEFAULT 0,</w:t>
+      </w:r>
+    </w:p>
+    <w:p>
+      <w:pPr>
+        <w:rPr>
+          <w:rFonts w:ascii="Times New Roman" w:hAnsi="Times New Roman" w:cs="Times New Roman"/>
+          <w:sz w:val="28"/>
+          <w:szCs w:val="28"/>
+          <w:lang w:val="en-US"/>
+        </w:rPr>
+      </w:pPr>
+      <w:r>
+        <w:rPr>
+          <w:rFonts w:ascii="Times New Roman" w:hAnsi="Times New Roman" w:cs="Times New Roman"/>
+          <w:sz w:val="28"/>
+          <w:szCs w:val="28"/>
+          <w:lang w:val="en-US"/>
+        </w:rPr>
+        <w:t xml:space="preserve">    FOREIGN KEY (</w:t>
+      </w:r>
+      <w:proofErr w:type="spellStart"/>
+      <w:r>
+        <w:rPr>
+          <w:rFonts w:ascii="Times New Roman" w:hAnsi="Times New Roman" w:cs="Times New Roman"/>
+          <w:sz w:val="28"/>
+          <w:szCs w:val="28"/>
+          <w:lang w:val="en-US"/>
+        </w:rPr>
+        <w:t>client_id</w:t>
+      </w:r>
+      <w:proofErr w:type="spellEnd"/>
+      <w:r>
+        <w:rPr>
+          <w:rFonts w:ascii="Times New Roman" w:hAnsi="Times New Roman" w:cs="Times New Roman"/>
+          <w:sz w:val="28"/>
+          <w:szCs w:val="28"/>
+          <w:lang w:val="en-US"/>
+        </w:rPr>
+        <w:t>) REFERENCES clients(</w:t>
+      </w:r>
+      <w:proofErr w:type="spellStart"/>
+      <w:r>
+        <w:rPr>
+          <w:rFonts w:ascii="Times New Roman" w:hAnsi="Times New Roman" w:cs="Times New Roman"/>
+          <w:sz w:val="28"/>
+          <w:szCs w:val="28"/>
+          <w:lang w:val="en-US"/>
+        </w:rPr>
+        <w:t>client_id</w:t>
+      </w:r>
+      <w:proofErr w:type="spellEnd"/>
+      <w:r>
+        <w:rPr>
+          <w:rFonts w:ascii="Times New Roman" w:hAnsi="Times New Roman" w:cs="Times New Roman"/>
+          <w:sz w:val="28"/>
+          <w:szCs w:val="28"/>
+          <w:lang w:val="en-US"/>
+        </w:rPr>
+        <w:t>),</w:t>
+      </w:r>
+    </w:p>
+    <w:p>
+      <w:pPr>
+        <w:rPr>
+          <w:rFonts w:ascii="Times New Roman" w:hAnsi="Times New Roman" w:cs="Times New Roman"/>
+          <w:sz w:val="28"/>
+          <w:szCs w:val="28"/>
+          <w:lang w:val="en-US"/>
+        </w:rPr>
+      </w:pPr>
+      <w:r>
+        <w:rPr>
+          <w:rFonts w:ascii="Times New Roman" w:hAnsi="Times New Roman" w:cs="Times New Roman"/>
+          <w:sz w:val="28"/>
+          <w:szCs w:val="28"/>
+          <w:lang w:val="en-US"/>
+        </w:rPr>
+        <w:t xml:space="preserve">    FOREIGN KEY (</w:t>
+      </w:r>
+      <w:proofErr w:type="spellStart"/>
+      <w:r>
+        <w:rPr>
+          <w:rFonts w:ascii="Times New Roman" w:hAnsi="Times New Roman" w:cs="Times New Roman"/>
+          <w:sz w:val="28"/>
+          <w:szCs w:val="28"/>
+          <w:lang w:val="en-US"/>
+        </w:rPr>
+        <w:t>product_code</w:t>
+      </w:r>
+      <w:proofErr w:type="spellEnd"/>
+      <w:r>
+        <w:rPr>
+          <w:rFonts w:ascii="Times New Roman" w:hAnsi="Times New Roman" w:cs="Times New Roman"/>
+          <w:sz w:val="28"/>
+          <w:szCs w:val="28"/>
+          <w:lang w:val="en-US"/>
+        </w:rPr>
+        <w:t>) REFERENCES furniture(</w:t>
+      </w:r>
+      <w:proofErr w:type="spellStart"/>
+      <w:r>
+        <w:rPr>
+          <w:rFonts w:ascii="Times New Roman" w:hAnsi="Times New Roman" w:cs="Times New Roman"/>
+          <w:sz w:val="28"/>
+          <w:szCs w:val="28"/>
+          <w:lang w:val="en-US"/>
+        </w:rPr>
+        <w:t>product_code</w:t>
+      </w:r>
+      <w:proofErr w:type="spellEnd"/>
+      <w:r>
+        <w:rPr>
+          <w:rFonts w:ascii="Times New Roman" w:hAnsi="Times New Roman" w:cs="Times New Roman"/>
+          <w:sz w:val="28"/>
+          <w:szCs w:val="28"/>
+          <w:lang w:val="en-US"/>
+        </w:rPr>
+        <w:t>)</w:t>
+      </w:r>
+    </w:p>
+    <w:p>
+      <w:pPr>
+        <w:rPr>
+          <w:rFonts w:ascii="Times New Roman" w:hAnsi="Times New Roman" w:cs="Times New Roman"/>
+          <w:sz w:val="28"/>
+          <w:szCs w:val="28"/>
+        </w:rPr>
+      </w:pPr>
+      <w:proofErr w:type="gramStart"/>
+      <w:r>
+        <w:rPr>
+          <w:rFonts w:ascii="Times New Roman" w:hAnsi="Times New Roman" w:cs="Times New Roman"/>
+          <w:sz w:val="28"/>
+          <w:szCs w:val="28"/>
+          <w:lang w:val="en-US"/>
+        </w:rPr>
+        <w:t>);</w:t>
+      </w:r>
+      <w:proofErr w:type="gramEnd"/>
+    </w:p>
+    <w:p>
+      <w:pPr>
+        <w:rPr>
+          <w:rFonts w:ascii="Times New Roman" w:hAnsi="Times New Roman" w:cs="Times New Roman"/>
+          <w:sz w:val="28"/>
+          <w:szCs w:val="28"/>
+        </w:rPr>
+      </w:pPr>
+    </w:p>
+    <w:p>
+      <w:pPr>
+        <w:jc w:val="center"/>
+        <w:rPr>
+          <w:rFonts w:ascii="Times New Roman" w:hAnsi="Times New Roman" w:cs="Times New Roman"/>
+          <w:sz w:val="28"/>
+          <w:szCs w:val="28"/>
+        </w:rPr>
+      </w:pPr>
+      <w:r>
+        <w:rPr>
+          <w:noProof/>
+        </w:rPr>
+        <w:drawing>
+          <wp:inline distT="0" distB="0" distL="0" distR="0" wp14:anchorId="5F4F6111" wp14:editId="4FA59ECD">
+            <wp:extent cx="5940425" cy="3154045"/>
+            <wp:effectExtent l="0" t="0" r="3175" b="8255"/>
+            <wp:docPr id="1798410456" name="Рисунок 1"/>
+            <wp:cNvGraphicFramePr>
+              <a:graphicFrameLocks xmlns:a="http://schemas.openxmlformats.org/drawingml/2006/main" noChangeAspect="1"/>
+            </wp:cNvGraphicFramePr>
+            <a:graphic xmlns:a="http://schemas.openxmlformats.org/drawingml/2006/main">
+              <a:graphicData uri="http://schemas.openxmlformats.org/drawingml/2006/picture">
+                <pic:pic xmlns:pic="http://schemas.openxmlformats.org/drawingml/2006/picture">
+                  <pic:nvPicPr>
+                    <pic:cNvPr id="1798410456" name=""/>
+                    <pic:cNvPicPr/>
+                  </pic:nvPicPr>
+                  <pic:blipFill>
+                    <a:blip r:embed="rId12"/>
+                    <a:stretch>
+                      <a:fillRect/>
+                    </a:stretch>
+                  </pic:blipFill>
+                  <pic:spPr>
+                    <a:xfrm>
+                      <a:off x="0" y="0"/>
+                      <a:ext cx="5940425" cy="3154045"/>
+                    </a:xfrm>
+                    <a:prstGeom prst="rect">
+                      <a:avLst/>
+                    </a:prstGeom>
+                  </pic:spPr>
+                </pic:pic>
+              </a:graphicData>
+            </a:graphic>
+          </wp:inline>
+        </w:drawing>
+      </w:r>
+    </w:p>
+    <w:p>
+      <w:pPr>
+        <w:jc w:val="center"/>
+        <w:rPr>
+          <w:rFonts w:ascii="Times New Roman" w:hAnsi="Times New Roman" w:cs="Times New Roman"/>
+          <w:sz w:val="28"/>
+          <w:szCs w:val="28"/>
+        </w:rPr>
+      </w:pPr>
+    </w:p>
+    <w:p>
+      <w:pPr>
+        <w:jc w:val="center"/>
+        <w:rPr>
+          <w:rFonts w:ascii="Times New Roman" w:hAnsi="Times New Roman" w:cs="Times New Roman"/>
+          <w:sz w:val="28"/>
+          <w:szCs w:val="28"/>
+        </w:rPr>
+      </w:pPr>
+      <w:r>
+        <w:rPr>
+          <w:rFonts w:ascii="Times New Roman" w:hAnsi="Times New Roman" w:cs="Times New Roman"/>
+          <w:sz w:val="28"/>
+          <w:szCs w:val="28"/>
+        </w:rPr>
+        <w:t>Рисунок 6. Заказы</w:t>
+      </w:r>
+    </w:p>
+    <w:p>
+      <w:pPr>
+        <w:rPr>
+          <w:rFonts w:ascii="Times New Roman" w:hAnsi="Times New Roman" w:cs="Times New Roman"/>
+          <w:sz w:val="28"/>
+          <w:szCs w:val="28"/>
+        </w:rPr>
+      </w:pPr>
+    </w:p>
+    <w:p>
+      <w:pPr>
+        <w:pStyle w:val="a7"/>
+        <w:numPr>
+          <w:ilvl w:val="0"/>
+          <w:numId w:val="1"/>
+        </w:numPr>
+        <w:spacing w:after="0" w:line="360" w:lineRule="auto"/>
+        <w:jc w:val="both"/>
+        <w:rPr>
+          <w:rFonts w:ascii="Times New Roman" w:hAnsi="Times New Roman" w:cs="Times New Roman"/>
+          <w:b/>
+          <w:bCs/>
+          <w:sz w:val="32"/>
+          <w:szCs w:val="32"/>
+        </w:rPr>
+      </w:pPr>
+      <w:r>
+        <w:rPr>
+          <w:rFonts w:ascii="Times New Roman" w:hAnsi="Times New Roman" w:cs="Times New Roman"/>
+          <w:b/>
+          <w:bCs/>
+          <w:sz w:val="32"/>
+          <w:szCs w:val="32"/>
+        </w:rPr>
+        <w:t>ЗАПРОСЫ</w:t>
+      </w:r>
+    </w:p>
+    <w:p>
+      <w:pPr>
+        <w:spacing w:after="0" w:line="360" w:lineRule="auto"/>
+        <w:jc w:val="both"/>
+        <w:rPr>
+          <w:rFonts w:ascii="Times New Roman" w:hAnsi="Times New Roman" w:cs="Times New Roman"/>
+          <w:b/>
+          <w:bCs/>
+          <w:sz w:val="32"/>
+          <w:szCs w:val="32"/>
+        </w:rPr>
+      </w:pPr>
+    </w:p>
+    <w:p>
+      <w:pPr>
+        <w:spacing w:after="0" w:line="360" w:lineRule="auto"/>
+        <w:jc w:val="both"/>
+        <w:rPr>
+          <w:rFonts w:ascii="Times New Roman" w:hAnsi="Times New Roman" w:cs="Times New Roman"/>
+          <w:b/>
+          <w:bCs/>
+          <w:sz w:val="28"/>
+          <w:szCs w:val="28"/>
         </w:rPr>
       </w:pPr>
     </w:p>
@@ -10372,7 +12229,6 @@
   <w:style w:type="character" w:default="1" w:styleId="a0">
     <w:name w:val="Default Paragraph Font"/>
     <w:uiPriority w:val="1"/>
-    <w:semiHidden/>
     <w:unhideWhenUsed/>
   </w:style>
   <w:style w:type="table" w:default="1" w:styleId="a1">
